--- a/Node_JS/Node.docx
+++ b/Node_JS/Node.docx
@@ -1446,7 +1446,6 @@
           <w:szCs w:val="24"/>
         </w:rPr>
       </w:pPr>
-      <w:bookmarkStart w:id="0" w:name="_GoBack"/>
       <w:r>
         <w:rPr>
           <w:rFonts w:ascii="Courier New" w:eastAsia="Times New Roman" w:hAnsi="Courier New" w:cs="Courier New"/>
@@ -1463,16 +1462,7 @@
           <w:sz w:val="24"/>
           <w:szCs w:val="24"/>
         </w:rPr>
-        <w:t xml:space="preserve"> — the raw building block Express is built on top of. </w:t>
-      </w:r>
-      <w:bookmarkEnd w:id="0"/>
-      <w:r>
-        <w:rPr>
-          <w:rFonts w:ascii="Times New Roman" w:eastAsia="Times New Roman" w:hAnsi="Times New Roman" w:cs="Times New Roman"/>
-          <w:sz w:val="24"/>
-          <w:szCs w:val="24"/>
-        </w:rPr>
-        <w:t>Worth building one tiny server with just this module so Express doesn't feel like magic later.</w:t>
+        <w:t xml:space="preserve"> — the raw building block Express is built on top of. Worth building one tiny server with just this module so Express doesn't feel like magic later.</w:t>
       </w:r>
     </w:p>
     <w:p>
@@ -1937,6 +1927,1907 @@
       </w:r>
     </w:p>
     <w:p/>
+    <w:p/>
+    <w:p>
+      <w:pPr>
+        <w:spacing w:before="100" w:beforeAutospacing="1" w:after="100" w:afterAutospacing="1" w:line="240" w:lineRule="auto"/>
+        <w:rPr>
+          <w:rFonts w:ascii="Times New Roman" w:eastAsia="Times New Roman" w:hAnsi="Times New Roman" w:cs="Times New Roman"/>
+          <w:sz w:val="24"/>
+          <w:szCs w:val="24"/>
+        </w:rPr>
+      </w:pPr>
+      <w:r>
+        <w:rPr>
+          <w:rFonts w:ascii="Times New Roman" w:eastAsia="Times New Roman" w:hAnsi="Times New Roman" w:cs="Times New Roman"/>
+          <w:sz w:val="24"/>
+          <w:szCs w:val="24"/>
+        </w:rPr>
+        <w:t>Phase 2 is where Node starts feeling like "real" backend development — you're building things people can actually hit with a browser or Postman.</w:t>
+      </w:r>
+    </w:p>
+    <w:p>
+      <w:pPr>
+        <w:spacing w:before="100" w:beforeAutospacing="1" w:after="100" w:afterAutospacing="1" w:line="240" w:lineRule="auto"/>
+        <w:outlineLvl w:val="2"/>
+        <w:rPr>
+          <w:rFonts w:ascii="Times New Roman" w:eastAsia="Times New Roman" w:hAnsi="Times New Roman" w:cs="Times New Roman"/>
+          <w:b/>
+          <w:bCs/>
+          <w:sz w:val="27"/>
+          <w:szCs w:val="27"/>
+        </w:rPr>
+      </w:pPr>
+      <w:r>
+        <w:rPr>
+          <w:rFonts w:ascii="Times New Roman" w:eastAsia="Times New Roman" w:hAnsi="Times New Roman" w:cs="Times New Roman"/>
+          <w:b/>
+          <w:bCs/>
+          <w:sz w:val="27"/>
+          <w:szCs w:val="27"/>
+        </w:rPr>
+        <w:t>1. Express.js</w:t>
+      </w:r>
+    </w:p>
+    <w:p>
+      <w:pPr>
+        <w:spacing w:before="100" w:beforeAutospacing="1" w:after="100" w:afterAutospacing="1" w:line="240" w:lineRule="auto"/>
+        <w:rPr>
+          <w:rFonts w:ascii="Times New Roman" w:eastAsia="Times New Roman" w:hAnsi="Times New Roman" w:cs="Times New Roman"/>
+          <w:sz w:val="24"/>
+          <w:szCs w:val="24"/>
+        </w:rPr>
+      </w:pPr>
+      <w:r>
+        <w:rPr>
+          <w:rFonts w:ascii="Times New Roman" w:eastAsia="Times New Roman" w:hAnsi="Times New Roman" w:cs="Times New Roman"/>
+          <w:sz w:val="24"/>
+          <w:szCs w:val="24"/>
+        </w:rPr>
+        <w:t xml:space="preserve">Express is a minimal framework sitting on top of Node's raw </w:t>
+      </w:r>
+      <w:r>
+        <w:rPr>
+          <w:rFonts w:ascii="Courier New" w:eastAsia="Times New Roman" w:hAnsi="Courier New" w:cs="Courier New"/>
+          <w:sz w:val="20"/>
+          <w:szCs w:val="20"/>
+        </w:rPr>
+        <w:t>http</w:t>
+      </w:r>
+      <w:r>
+        <w:rPr>
+          <w:rFonts w:ascii="Times New Roman" w:eastAsia="Times New Roman" w:hAnsi="Times New Roman" w:cs="Times New Roman"/>
+          <w:sz w:val="24"/>
+          <w:szCs w:val="24"/>
+        </w:rPr>
+        <w:t xml:space="preserve"> module, handling routing and middleware so you don't reinvent that wheel. It's still the most widely used Node framework, so it's the right place to start.</w:t>
+      </w:r>
+    </w:p>
+    <w:p>
+      <w:pPr>
+        <w:spacing w:before="100" w:beforeAutospacing="1" w:after="100" w:afterAutospacing="1" w:line="240" w:lineRule="auto"/>
+        <w:rPr>
+          <w:rFonts w:ascii="Times New Roman" w:eastAsia="Times New Roman" w:hAnsi="Times New Roman" w:cs="Times New Roman"/>
+          <w:sz w:val="24"/>
+          <w:szCs w:val="24"/>
+        </w:rPr>
+      </w:pPr>
+      <w:r>
+        <w:rPr>
+          <w:rFonts w:ascii="Times New Roman" w:eastAsia="Times New Roman" w:hAnsi="Times New Roman" w:cs="Times New Roman"/>
+          <w:b/>
+          <w:bCs/>
+          <w:sz w:val="24"/>
+          <w:szCs w:val="24"/>
+        </w:rPr>
+        <w:t>Core concepts:</w:t>
+      </w:r>
+    </w:p>
+    <w:p>
+      <w:pPr>
+        <w:numPr>
+          <w:ilvl w:val="0"/>
+          <w:numId w:val="5"/>
+        </w:numPr>
+        <w:spacing w:before="100" w:beforeAutospacing="1" w:after="100" w:afterAutospacing="1" w:line="240" w:lineRule="auto"/>
+        <w:rPr>
+          <w:rFonts w:ascii="Times New Roman" w:eastAsia="Times New Roman" w:hAnsi="Times New Roman" w:cs="Times New Roman"/>
+          <w:sz w:val="24"/>
+          <w:szCs w:val="24"/>
+        </w:rPr>
+      </w:pPr>
+      <w:r>
+        <w:rPr>
+          <w:rFonts w:ascii="Times New Roman" w:eastAsia="Times New Roman" w:hAnsi="Times New Roman" w:cs="Times New Roman"/>
+          <w:b/>
+          <w:bCs/>
+          <w:sz w:val="24"/>
+          <w:szCs w:val="24"/>
+        </w:rPr>
+        <w:t>App instance</w:t>
+      </w:r>
+      <w:r>
+        <w:rPr>
+          <w:rFonts w:ascii="Times New Roman" w:eastAsia="Times New Roman" w:hAnsi="Times New Roman" w:cs="Times New Roman"/>
+          <w:sz w:val="24"/>
+          <w:szCs w:val="24"/>
+        </w:rPr>
+        <w:t xml:space="preserve">: </w:t>
+      </w:r>
+      <w:proofErr w:type="spellStart"/>
+      <w:r>
+        <w:rPr>
+          <w:rFonts w:ascii="Courier New" w:eastAsia="Times New Roman" w:hAnsi="Courier New" w:cs="Courier New"/>
+          <w:sz w:val="20"/>
+          <w:szCs w:val="20"/>
+        </w:rPr>
+        <w:t>const</w:t>
+      </w:r>
+      <w:proofErr w:type="spellEnd"/>
+      <w:r>
+        <w:rPr>
+          <w:rFonts w:ascii="Courier New" w:eastAsia="Times New Roman" w:hAnsi="Courier New" w:cs="Courier New"/>
+          <w:sz w:val="20"/>
+          <w:szCs w:val="20"/>
+        </w:rPr>
+        <w:t xml:space="preserve"> app = </w:t>
+      </w:r>
+      <w:proofErr w:type="gramStart"/>
+      <w:r>
+        <w:rPr>
+          <w:rFonts w:ascii="Courier New" w:eastAsia="Times New Roman" w:hAnsi="Courier New" w:cs="Courier New"/>
+          <w:sz w:val="20"/>
+          <w:szCs w:val="20"/>
+        </w:rPr>
+        <w:t>express(</w:t>
+      </w:r>
+      <w:proofErr w:type="gramEnd"/>
+      <w:r>
+        <w:rPr>
+          <w:rFonts w:ascii="Courier New" w:eastAsia="Times New Roman" w:hAnsi="Courier New" w:cs="Courier New"/>
+          <w:sz w:val="20"/>
+          <w:szCs w:val="20"/>
+        </w:rPr>
+        <w:t>)</w:t>
+      </w:r>
+    </w:p>
+    <w:p>
+      <w:pPr>
+        <w:numPr>
+          <w:ilvl w:val="0"/>
+          <w:numId w:val="5"/>
+        </w:numPr>
+        <w:spacing w:before="100" w:beforeAutospacing="1" w:after="100" w:afterAutospacing="1" w:line="240" w:lineRule="auto"/>
+        <w:rPr>
+          <w:rFonts w:ascii="Times New Roman" w:eastAsia="Times New Roman" w:hAnsi="Times New Roman" w:cs="Times New Roman"/>
+          <w:sz w:val="24"/>
+          <w:szCs w:val="24"/>
+        </w:rPr>
+      </w:pPr>
+      <w:r>
+        <w:rPr>
+          <w:rFonts w:ascii="Times New Roman" w:eastAsia="Times New Roman" w:hAnsi="Times New Roman" w:cs="Times New Roman"/>
+          <w:b/>
+          <w:bCs/>
+          <w:sz w:val="24"/>
+          <w:szCs w:val="24"/>
+        </w:rPr>
+        <w:t>Routing</w:t>
+      </w:r>
+      <w:r>
+        <w:rPr>
+          <w:rFonts w:ascii="Times New Roman" w:eastAsia="Times New Roman" w:hAnsi="Times New Roman" w:cs="Times New Roman"/>
+          <w:sz w:val="24"/>
+          <w:szCs w:val="24"/>
+        </w:rPr>
+        <w:t xml:space="preserve">: </w:t>
+      </w:r>
+      <w:proofErr w:type="spellStart"/>
+      <w:proofErr w:type="gramStart"/>
+      <w:r>
+        <w:rPr>
+          <w:rFonts w:ascii="Courier New" w:eastAsia="Times New Roman" w:hAnsi="Courier New" w:cs="Courier New"/>
+          <w:sz w:val="20"/>
+          <w:szCs w:val="20"/>
+        </w:rPr>
+        <w:t>app.get</w:t>
+      </w:r>
+      <w:proofErr w:type="spellEnd"/>
+      <w:r>
+        <w:rPr>
+          <w:rFonts w:ascii="Courier New" w:eastAsia="Times New Roman" w:hAnsi="Courier New" w:cs="Courier New"/>
+          <w:sz w:val="20"/>
+          <w:szCs w:val="20"/>
+        </w:rPr>
+        <w:t>(</w:t>
+      </w:r>
+      <w:proofErr w:type="gramEnd"/>
+      <w:r>
+        <w:rPr>
+          <w:rFonts w:ascii="Courier New" w:eastAsia="Times New Roman" w:hAnsi="Courier New" w:cs="Courier New"/>
+          <w:sz w:val="20"/>
+          <w:szCs w:val="20"/>
+        </w:rPr>
+        <w:t>'/users', handler)</w:t>
+      </w:r>
+      <w:r>
+        <w:rPr>
+          <w:rFonts w:ascii="Times New Roman" w:eastAsia="Times New Roman" w:hAnsi="Times New Roman" w:cs="Times New Roman"/>
+          <w:sz w:val="24"/>
+          <w:szCs w:val="24"/>
+        </w:rPr>
+        <w:t xml:space="preserve">, </w:t>
+      </w:r>
+      <w:proofErr w:type="spellStart"/>
+      <w:r>
+        <w:rPr>
+          <w:rFonts w:ascii="Courier New" w:eastAsia="Times New Roman" w:hAnsi="Courier New" w:cs="Courier New"/>
+          <w:sz w:val="20"/>
+          <w:szCs w:val="20"/>
+        </w:rPr>
+        <w:t>app.post</w:t>
+      </w:r>
+      <w:proofErr w:type="spellEnd"/>
+      <w:r>
+        <w:rPr>
+          <w:rFonts w:ascii="Courier New" w:eastAsia="Times New Roman" w:hAnsi="Courier New" w:cs="Courier New"/>
+          <w:sz w:val="20"/>
+          <w:szCs w:val="20"/>
+        </w:rPr>
+        <w:t>('/users', handler)</w:t>
+      </w:r>
+      <w:r>
+        <w:rPr>
+          <w:rFonts w:ascii="Times New Roman" w:eastAsia="Times New Roman" w:hAnsi="Times New Roman" w:cs="Times New Roman"/>
+          <w:sz w:val="24"/>
+          <w:szCs w:val="24"/>
+        </w:rPr>
+        <w:t>, etc. — maps HTTP method + path to a handler function</w:t>
+      </w:r>
+    </w:p>
+    <w:p>
+      <w:pPr>
+        <w:numPr>
+          <w:ilvl w:val="0"/>
+          <w:numId w:val="5"/>
+        </w:numPr>
+        <w:spacing w:before="100" w:beforeAutospacing="1" w:after="100" w:afterAutospacing="1" w:line="240" w:lineRule="auto"/>
+        <w:rPr>
+          <w:rFonts w:ascii="Times New Roman" w:eastAsia="Times New Roman" w:hAnsi="Times New Roman" w:cs="Times New Roman"/>
+          <w:sz w:val="24"/>
+          <w:szCs w:val="24"/>
+        </w:rPr>
+      </w:pPr>
+      <w:r>
+        <w:rPr>
+          <w:rFonts w:ascii="Times New Roman" w:eastAsia="Times New Roman" w:hAnsi="Times New Roman" w:cs="Times New Roman"/>
+          <w:b/>
+          <w:bCs/>
+          <w:sz w:val="24"/>
+          <w:szCs w:val="24"/>
+        </w:rPr>
+        <w:t>Route parameters</w:t>
+      </w:r>
+      <w:r>
+        <w:rPr>
+          <w:rFonts w:ascii="Times New Roman" w:eastAsia="Times New Roman" w:hAnsi="Times New Roman" w:cs="Times New Roman"/>
+          <w:sz w:val="24"/>
+          <w:szCs w:val="24"/>
+        </w:rPr>
+        <w:t xml:space="preserve">: </w:t>
+      </w:r>
+      <w:r>
+        <w:rPr>
+          <w:rFonts w:ascii="Courier New" w:eastAsia="Times New Roman" w:hAnsi="Courier New" w:cs="Courier New"/>
+          <w:sz w:val="20"/>
+          <w:szCs w:val="20"/>
+        </w:rPr>
+        <w:t>/users/:id</w:t>
+      </w:r>
+      <w:r>
+        <w:rPr>
+          <w:rFonts w:ascii="Times New Roman" w:eastAsia="Times New Roman" w:hAnsi="Times New Roman" w:cs="Times New Roman"/>
+          <w:sz w:val="24"/>
+          <w:szCs w:val="24"/>
+        </w:rPr>
+        <w:t xml:space="preserve"> → accessible via </w:t>
+      </w:r>
+      <w:r>
+        <w:rPr>
+          <w:rFonts w:ascii="Courier New" w:eastAsia="Times New Roman" w:hAnsi="Courier New" w:cs="Courier New"/>
+          <w:sz w:val="20"/>
+          <w:szCs w:val="20"/>
+        </w:rPr>
+        <w:t>req.params.id</w:t>
+      </w:r>
+    </w:p>
+    <w:p>
+      <w:pPr>
+        <w:numPr>
+          <w:ilvl w:val="0"/>
+          <w:numId w:val="5"/>
+        </w:numPr>
+        <w:spacing w:before="100" w:beforeAutospacing="1" w:after="100" w:afterAutospacing="1" w:line="240" w:lineRule="auto"/>
+        <w:rPr>
+          <w:rFonts w:ascii="Times New Roman" w:eastAsia="Times New Roman" w:hAnsi="Times New Roman" w:cs="Times New Roman"/>
+          <w:sz w:val="24"/>
+          <w:szCs w:val="24"/>
+        </w:rPr>
+      </w:pPr>
+      <w:r>
+        <w:rPr>
+          <w:rFonts w:ascii="Times New Roman" w:eastAsia="Times New Roman" w:hAnsi="Times New Roman" w:cs="Times New Roman"/>
+          <w:b/>
+          <w:bCs/>
+          <w:sz w:val="24"/>
+          <w:szCs w:val="24"/>
+        </w:rPr>
+        <w:t>Query strings</w:t>
+      </w:r>
+      <w:r>
+        <w:rPr>
+          <w:rFonts w:ascii="Times New Roman" w:eastAsia="Times New Roman" w:hAnsi="Times New Roman" w:cs="Times New Roman"/>
+          <w:sz w:val="24"/>
+          <w:szCs w:val="24"/>
+        </w:rPr>
+        <w:t xml:space="preserve">: </w:t>
+      </w:r>
+      <w:r>
+        <w:rPr>
+          <w:rFonts w:ascii="Courier New" w:eastAsia="Times New Roman" w:hAnsi="Courier New" w:cs="Courier New"/>
+          <w:sz w:val="20"/>
+          <w:szCs w:val="20"/>
+        </w:rPr>
+        <w:t>/</w:t>
+      </w:r>
+      <w:proofErr w:type="spellStart"/>
+      <w:proofErr w:type="gramStart"/>
+      <w:r>
+        <w:rPr>
+          <w:rFonts w:ascii="Courier New" w:eastAsia="Times New Roman" w:hAnsi="Courier New" w:cs="Courier New"/>
+          <w:sz w:val="20"/>
+          <w:szCs w:val="20"/>
+        </w:rPr>
+        <w:t>users?age</w:t>
+      </w:r>
+      <w:proofErr w:type="spellEnd"/>
+      <w:proofErr w:type="gramEnd"/>
+      <w:r>
+        <w:rPr>
+          <w:rFonts w:ascii="Courier New" w:eastAsia="Times New Roman" w:hAnsi="Courier New" w:cs="Courier New"/>
+          <w:sz w:val="20"/>
+          <w:szCs w:val="20"/>
+        </w:rPr>
+        <w:t>=25</w:t>
+      </w:r>
+      <w:r>
+        <w:rPr>
+          <w:rFonts w:ascii="Times New Roman" w:eastAsia="Times New Roman" w:hAnsi="Times New Roman" w:cs="Times New Roman"/>
+          <w:sz w:val="24"/>
+          <w:szCs w:val="24"/>
+        </w:rPr>
+        <w:t xml:space="preserve"> → </w:t>
+      </w:r>
+      <w:proofErr w:type="spellStart"/>
+      <w:r>
+        <w:rPr>
+          <w:rFonts w:ascii="Courier New" w:eastAsia="Times New Roman" w:hAnsi="Courier New" w:cs="Courier New"/>
+          <w:sz w:val="20"/>
+          <w:szCs w:val="20"/>
+        </w:rPr>
+        <w:t>req.query.age</w:t>
+      </w:r>
+      <w:proofErr w:type="spellEnd"/>
+    </w:p>
+    <w:p>
+      <w:pPr>
+        <w:numPr>
+          <w:ilvl w:val="0"/>
+          <w:numId w:val="5"/>
+        </w:numPr>
+        <w:spacing w:before="100" w:beforeAutospacing="1" w:after="100" w:afterAutospacing="1" w:line="240" w:lineRule="auto"/>
+        <w:rPr>
+          <w:rFonts w:ascii="Times New Roman" w:eastAsia="Times New Roman" w:hAnsi="Times New Roman" w:cs="Times New Roman"/>
+          <w:sz w:val="24"/>
+          <w:szCs w:val="24"/>
+        </w:rPr>
+      </w:pPr>
+      <w:r>
+        <w:rPr>
+          <w:rFonts w:ascii="Times New Roman" w:eastAsia="Times New Roman" w:hAnsi="Times New Roman" w:cs="Times New Roman"/>
+          <w:b/>
+          <w:bCs/>
+          <w:sz w:val="24"/>
+          <w:szCs w:val="24"/>
+        </w:rPr>
+        <w:t>Request body</w:t>
+      </w:r>
+      <w:r>
+        <w:rPr>
+          <w:rFonts w:ascii="Times New Roman" w:eastAsia="Times New Roman" w:hAnsi="Times New Roman" w:cs="Times New Roman"/>
+          <w:sz w:val="24"/>
+          <w:szCs w:val="24"/>
+        </w:rPr>
+        <w:t xml:space="preserve">: needs </w:t>
+      </w:r>
+      <w:proofErr w:type="spellStart"/>
+      <w:proofErr w:type="gramStart"/>
+      <w:r>
+        <w:rPr>
+          <w:rFonts w:ascii="Courier New" w:eastAsia="Times New Roman" w:hAnsi="Courier New" w:cs="Courier New"/>
+          <w:sz w:val="20"/>
+          <w:szCs w:val="20"/>
+        </w:rPr>
+        <w:t>express.json</w:t>
+      </w:r>
+      <w:proofErr w:type="spellEnd"/>
+      <w:proofErr w:type="gramEnd"/>
+      <w:r>
+        <w:rPr>
+          <w:rFonts w:ascii="Courier New" w:eastAsia="Times New Roman" w:hAnsi="Courier New" w:cs="Courier New"/>
+          <w:sz w:val="20"/>
+          <w:szCs w:val="20"/>
+        </w:rPr>
+        <w:t>()</w:t>
+      </w:r>
+      <w:r>
+        <w:rPr>
+          <w:rFonts w:ascii="Times New Roman" w:eastAsia="Times New Roman" w:hAnsi="Times New Roman" w:cs="Times New Roman"/>
+          <w:sz w:val="24"/>
+          <w:szCs w:val="24"/>
+        </w:rPr>
+        <w:t xml:space="preserve"> middleware to parse JSON bodies into </w:t>
+      </w:r>
+      <w:proofErr w:type="spellStart"/>
+      <w:r>
+        <w:rPr>
+          <w:rFonts w:ascii="Courier New" w:eastAsia="Times New Roman" w:hAnsi="Courier New" w:cs="Courier New"/>
+          <w:sz w:val="20"/>
+          <w:szCs w:val="20"/>
+        </w:rPr>
+        <w:t>req.body</w:t>
+      </w:r>
+      <w:proofErr w:type="spellEnd"/>
+    </w:p>
+    <w:p>
+      <w:pPr>
+        <w:spacing w:before="100" w:beforeAutospacing="1" w:after="100" w:afterAutospacing="1" w:line="240" w:lineRule="auto"/>
+        <w:rPr>
+          <w:rFonts w:ascii="Times New Roman" w:eastAsia="Times New Roman" w:hAnsi="Times New Roman" w:cs="Times New Roman"/>
+          <w:sz w:val="24"/>
+          <w:szCs w:val="24"/>
+        </w:rPr>
+      </w:pPr>
+      <w:r>
+        <w:rPr>
+          <w:rFonts w:ascii="Times New Roman" w:eastAsia="Times New Roman" w:hAnsi="Times New Roman" w:cs="Times New Roman"/>
+          <w:b/>
+          <w:bCs/>
+          <w:sz w:val="24"/>
+          <w:szCs w:val="24"/>
+        </w:rPr>
+        <w:t>Middleware — the concept that matters most here.</w:t>
+      </w:r>
+      <w:r>
+        <w:rPr>
+          <w:rFonts w:ascii="Times New Roman" w:eastAsia="Times New Roman" w:hAnsi="Times New Roman" w:cs="Times New Roman"/>
+          <w:sz w:val="24"/>
+          <w:szCs w:val="24"/>
+        </w:rPr>
+        <w:t xml:space="preserve"> Middleware is a function that runs </w:t>
+      </w:r>
+      <w:r>
+        <w:rPr>
+          <w:rFonts w:ascii="Times New Roman" w:eastAsia="Times New Roman" w:hAnsi="Times New Roman" w:cs="Times New Roman"/>
+          <w:i/>
+          <w:iCs/>
+          <w:sz w:val="24"/>
+          <w:szCs w:val="24"/>
+        </w:rPr>
+        <w:t>between</w:t>
+      </w:r>
+      <w:r>
+        <w:rPr>
+          <w:rFonts w:ascii="Times New Roman" w:eastAsia="Times New Roman" w:hAnsi="Times New Roman" w:cs="Times New Roman"/>
+          <w:sz w:val="24"/>
+          <w:szCs w:val="24"/>
+        </w:rPr>
+        <w:t xml:space="preserve"> the request coming in and the final response going out: </w:t>
+      </w:r>
+      <w:r>
+        <w:rPr>
+          <w:rFonts w:ascii="Courier New" w:eastAsia="Times New Roman" w:hAnsi="Courier New" w:cs="Courier New"/>
+          <w:sz w:val="20"/>
+          <w:szCs w:val="20"/>
+        </w:rPr>
+        <w:t>(</w:t>
+      </w:r>
+      <w:proofErr w:type="spellStart"/>
+      <w:r>
+        <w:rPr>
+          <w:rFonts w:ascii="Courier New" w:eastAsia="Times New Roman" w:hAnsi="Courier New" w:cs="Courier New"/>
+          <w:sz w:val="20"/>
+          <w:szCs w:val="20"/>
+        </w:rPr>
+        <w:t>req</w:t>
+      </w:r>
+      <w:proofErr w:type="spellEnd"/>
+      <w:r>
+        <w:rPr>
+          <w:rFonts w:ascii="Courier New" w:eastAsia="Times New Roman" w:hAnsi="Courier New" w:cs="Courier New"/>
+          <w:sz w:val="20"/>
+          <w:szCs w:val="20"/>
+        </w:rPr>
+        <w:t>, res, next) =&gt; {}</w:t>
+      </w:r>
+      <w:r>
+        <w:rPr>
+          <w:rFonts w:ascii="Times New Roman" w:eastAsia="Times New Roman" w:hAnsi="Times New Roman" w:cs="Times New Roman"/>
+          <w:sz w:val="24"/>
+          <w:szCs w:val="24"/>
+        </w:rPr>
+        <w:t xml:space="preserve">. Call </w:t>
+      </w:r>
+      <w:proofErr w:type="gramStart"/>
+      <w:r>
+        <w:rPr>
+          <w:rFonts w:ascii="Courier New" w:eastAsia="Times New Roman" w:hAnsi="Courier New" w:cs="Courier New"/>
+          <w:sz w:val="20"/>
+          <w:szCs w:val="20"/>
+        </w:rPr>
+        <w:t>next(</w:t>
+      </w:r>
+      <w:proofErr w:type="gramEnd"/>
+      <w:r>
+        <w:rPr>
+          <w:rFonts w:ascii="Courier New" w:eastAsia="Times New Roman" w:hAnsi="Courier New" w:cs="Courier New"/>
+          <w:sz w:val="20"/>
+          <w:szCs w:val="20"/>
+        </w:rPr>
+        <w:t>)</w:t>
+      </w:r>
+      <w:r>
+        <w:rPr>
+          <w:rFonts w:ascii="Times New Roman" w:eastAsia="Times New Roman" w:hAnsi="Times New Roman" w:cs="Times New Roman"/>
+          <w:sz w:val="24"/>
+          <w:szCs w:val="24"/>
+        </w:rPr>
+        <w:t xml:space="preserve"> to pass control to the next middleware/handler, or don't call it (e.g. send a response instead) to stop the chain. This is how Express handles logging, </w:t>
+      </w:r>
+      <w:proofErr w:type="spellStart"/>
+      <w:r>
+        <w:rPr>
+          <w:rFonts w:ascii="Times New Roman" w:eastAsia="Times New Roman" w:hAnsi="Times New Roman" w:cs="Times New Roman"/>
+          <w:sz w:val="24"/>
+          <w:szCs w:val="24"/>
+        </w:rPr>
+        <w:t>auth</w:t>
+      </w:r>
+      <w:proofErr w:type="spellEnd"/>
+      <w:r>
+        <w:rPr>
+          <w:rFonts w:ascii="Times New Roman" w:eastAsia="Times New Roman" w:hAnsi="Times New Roman" w:cs="Times New Roman"/>
+          <w:sz w:val="24"/>
+          <w:szCs w:val="24"/>
+        </w:rPr>
+        <w:t xml:space="preserve"> checks, parsing, error handling — everything is middleware.</w:t>
+      </w:r>
+    </w:p>
+    <w:p>
+      <w:pPr>
+        <w:spacing w:before="100" w:beforeAutospacing="1" w:after="100" w:afterAutospacing="1" w:line="240" w:lineRule="auto"/>
+        <w:rPr>
+          <w:rFonts w:ascii="Times New Roman" w:eastAsia="Times New Roman" w:hAnsi="Times New Roman" w:cs="Times New Roman"/>
+          <w:sz w:val="24"/>
+          <w:szCs w:val="24"/>
+        </w:rPr>
+      </w:pPr>
+      <w:r>
+        <w:rPr>
+          <w:rFonts w:ascii="Times New Roman" w:eastAsia="Times New Roman" w:hAnsi="Times New Roman" w:cs="Times New Roman"/>
+          <w:sz w:val="24"/>
+          <w:szCs w:val="24"/>
+        </w:rPr>
+        <w:t>Let me show you how a request actually flows through this.</w:t>
+      </w:r>
+    </w:p>
+    <w:p>
+      <w:pPr>
+        <w:spacing w:before="100" w:beforeAutospacing="1" w:after="100" w:afterAutospacing="1" w:line="240" w:lineRule="auto"/>
+        <w:rPr>
+          <w:rFonts w:ascii="Times New Roman" w:eastAsia="Times New Roman" w:hAnsi="Times New Roman" w:cs="Times New Roman"/>
+          <w:sz w:val="20"/>
+          <w:szCs w:val="20"/>
+        </w:rPr>
+      </w:pPr>
+      <w:r>
+        <w:rPr>
+          <w:rFonts w:ascii="Times New Roman" w:eastAsia="Times New Roman" w:hAnsi="Times New Roman" w:cs="Times New Roman"/>
+          <w:sz w:val="20"/>
+          <w:szCs w:val="20"/>
+        </w:rPr>
+        <w:t>V</w:t>
+      </w:r>
+    </w:p>
+    <w:p>
+      <w:pPr>
+        <w:spacing w:after="0" w:line="240" w:lineRule="auto"/>
+        <w:rPr>
+          <w:rFonts w:ascii="Times New Roman" w:eastAsia="Times New Roman" w:hAnsi="Times New Roman" w:cs="Times New Roman"/>
+          <w:sz w:val="24"/>
+          <w:szCs w:val="24"/>
+        </w:rPr>
+      </w:pPr>
+      <w:r>
+        <w:rPr>
+          <w:rFonts w:ascii="Times New Roman" w:eastAsia="Times New Roman" w:hAnsi="Times New Roman" w:cs="Times New Roman"/>
+          <w:sz w:val="24"/>
+          <w:szCs w:val="24"/>
+        </w:rPr>
+        <w:t>visualize</w:t>
+      </w:r>
+    </w:p>
+    <w:p>
+      <w:pPr>
+        <w:spacing w:before="100" w:beforeAutospacing="1" w:after="100" w:afterAutospacing="1" w:line="240" w:lineRule="auto"/>
+        <w:rPr>
+          <w:rFonts w:ascii="Times New Roman" w:eastAsia="Times New Roman" w:hAnsi="Times New Roman" w:cs="Times New Roman"/>
+          <w:sz w:val="16"/>
+          <w:szCs w:val="16"/>
+        </w:rPr>
+      </w:pPr>
+      <w:r>
+        <w:rPr>
+          <w:rFonts w:ascii="Times New Roman" w:eastAsia="Times New Roman" w:hAnsi="Times New Roman" w:cs="Times New Roman"/>
+          <w:sz w:val="16"/>
+          <w:szCs w:val="16"/>
+        </w:rPr>
+        <w:t>V</w:t>
+      </w:r>
+    </w:p>
+    <w:p>
+      <w:pPr>
+        <w:spacing w:after="0" w:line="240" w:lineRule="auto"/>
+        <w:rPr>
+          <w:rFonts w:ascii="Times New Roman" w:eastAsia="Times New Roman" w:hAnsi="Times New Roman" w:cs="Times New Roman"/>
+          <w:sz w:val="24"/>
+          <w:szCs w:val="24"/>
+        </w:rPr>
+      </w:pPr>
+      <w:r>
+        <w:rPr>
+          <w:rFonts w:ascii="Times New Roman" w:eastAsia="Times New Roman" w:hAnsi="Times New Roman" w:cs="Times New Roman"/>
+          <w:sz w:val="24"/>
+          <w:szCs w:val="24"/>
+        </w:rPr>
+        <w:t xml:space="preserve">visualize </w:t>
+      </w:r>
+      <w:proofErr w:type="spellStart"/>
+      <w:r>
+        <w:rPr>
+          <w:rFonts w:ascii="Times New Roman" w:eastAsia="Times New Roman" w:hAnsi="Times New Roman" w:cs="Times New Roman"/>
+          <w:sz w:val="24"/>
+          <w:szCs w:val="24"/>
+        </w:rPr>
+        <w:t>show_widget</w:t>
+      </w:r>
+      <w:proofErr w:type="spellEnd"/>
+    </w:p>
+    <w:p>
+      <w:pPr>
+        <w:spacing w:before="100" w:beforeAutospacing="1" w:after="100" w:afterAutospacing="1" w:line="240" w:lineRule="auto"/>
+        <w:rPr>
+          <w:rFonts w:ascii="Times New Roman" w:eastAsia="Times New Roman" w:hAnsi="Times New Roman" w:cs="Times New Roman"/>
+          <w:sz w:val="24"/>
+          <w:szCs w:val="24"/>
+        </w:rPr>
+      </w:pPr>
+      <w:r>
+        <w:rPr>
+          <w:rFonts w:ascii="Times New Roman" w:eastAsia="Times New Roman" w:hAnsi="Times New Roman" w:cs="Times New Roman"/>
+          <w:sz w:val="24"/>
+          <w:szCs w:val="24"/>
+        </w:rPr>
+        <w:t xml:space="preserve">The dashed path matters: if any middleware calls </w:t>
+      </w:r>
+      <w:r>
+        <w:rPr>
+          <w:rFonts w:ascii="Courier New" w:eastAsia="Times New Roman" w:hAnsi="Courier New" w:cs="Courier New"/>
+          <w:sz w:val="20"/>
+          <w:szCs w:val="20"/>
+        </w:rPr>
+        <w:t>next(err)</w:t>
+      </w:r>
+      <w:r>
+        <w:rPr>
+          <w:rFonts w:ascii="Times New Roman" w:eastAsia="Times New Roman" w:hAnsi="Times New Roman" w:cs="Times New Roman"/>
+          <w:sz w:val="24"/>
+          <w:szCs w:val="24"/>
+        </w:rPr>
+        <w:t xml:space="preserve"> instead of </w:t>
+      </w:r>
+      <w:proofErr w:type="gramStart"/>
+      <w:r>
+        <w:rPr>
+          <w:rFonts w:ascii="Courier New" w:eastAsia="Times New Roman" w:hAnsi="Courier New" w:cs="Courier New"/>
+          <w:sz w:val="20"/>
+          <w:szCs w:val="20"/>
+        </w:rPr>
+        <w:t>next(</w:t>
+      </w:r>
+      <w:proofErr w:type="gramEnd"/>
+      <w:r>
+        <w:rPr>
+          <w:rFonts w:ascii="Courier New" w:eastAsia="Times New Roman" w:hAnsi="Courier New" w:cs="Courier New"/>
+          <w:sz w:val="20"/>
+          <w:szCs w:val="20"/>
+        </w:rPr>
+        <w:t>)</w:t>
+      </w:r>
+      <w:r>
+        <w:rPr>
+          <w:rFonts w:ascii="Times New Roman" w:eastAsia="Times New Roman" w:hAnsi="Times New Roman" w:cs="Times New Roman"/>
+          <w:sz w:val="24"/>
+          <w:szCs w:val="24"/>
+        </w:rPr>
+        <w:t xml:space="preserve">, Express skips straight to error-handling middleware, bypassing the rest of the normal chain. This is </w:t>
+      </w:r>
+      <w:r>
+        <w:rPr>
+          <w:rFonts w:ascii="Times New Roman" w:eastAsia="Times New Roman" w:hAnsi="Times New Roman" w:cs="Times New Roman"/>
+          <w:i/>
+          <w:iCs/>
+          <w:sz w:val="24"/>
+          <w:szCs w:val="24"/>
+        </w:rPr>
+        <w:t>the</w:t>
+      </w:r>
+      <w:r>
+        <w:rPr>
+          <w:rFonts w:ascii="Times New Roman" w:eastAsia="Times New Roman" w:hAnsi="Times New Roman" w:cs="Times New Roman"/>
+          <w:sz w:val="24"/>
+          <w:szCs w:val="24"/>
+        </w:rPr>
+        <w:t xml:space="preserve"> pattern for centralized error handling — one place catches everything instead of try/catch scattered everywhere.</w:t>
+      </w:r>
+    </w:p>
+    <w:p>
+      <w:pPr>
+        <w:spacing w:before="100" w:beforeAutospacing="1" w:after="100" w:afterAutospacing="1" w:line="240" w:lineRule="auto"/>
+        <w:outlineLvl w:val="2"/>
+        <w:rPr>
+          <w:rFonts w:ascii="Times New Roman" w:eastAsia="Times New Roman" w:hAnsi="Times New Roman" w:cs="Times New Roman"/>
+          <w:b/>
+          <w:bCs/>
+          <w:sz w:val="27"/>
+          <w:szCs w:val="27"/>
+        </w:rPr>
+      </w:pPr>
+      <w:r>
+        <w:rPr>
+          <w:rFonts w:ascii="Times New Roman" w:eastAsia="Times New Roman" w:hAnsi="Times New Roman" w:cs="Times New Roman"/>
+          <w:b/>
+          <w:bCs/>
+          <w:sz w:val="27"/>
+          <w:szCs w:val="27"/>
+        </w:rPr>
+        <w:t>2. REST API Design Principles</w:t>
+      </w:r>
+    </w:p>
+    <w:p>
+      <w:pPr>
+        <w:spacing w:before="100" w:beforeAutospacing="1" w:after="100" w:afterAutospacing="1" w:line="240" w:lineRule="auto"/>
+        <w:rPr>
+          <w:rFonts w:ascii="Times New Roman" w:eastAsia="Times New Roman" w:hAnsi="Times New Roman" w:cs="Times New Roman"/>
+          <w:sz w:val="24"/>
+          <w:szCs w:val="24"/>
+        </w:rPr>
+      </w:pPr>
+      <w:r>
+        <w:rPr>
+          <w:rFonts w:ascii="Times New Roman" w:eastAsia="Times New Roman" w:hAnsi="Times New Roman" w:cs="Times New Roman"/>
+          <w:sz w:val="24"/>
+          <w:szCs w:val="24"/>
+        </w:rPr>
+        <w:t>REST isn't a strict spec — it's a set of conventions that make APIs predictable:</w:t>
+      </w:r>
+    </w:p>
+    <w:p>
+      <w:pPr>
+        <w:numPr>
+          <w:ilvl w:val="0"/>
+          <w:numId w:val="6"/>
+        </w:numPr>
+        <w:spacing w:before="100" w:beforeAutospacing="1" w:after="100" w:afterAutospacing="1" w:line="240" w:lineRule="auto"/>
+        <w:rPr>
+          <w:rFonts w:ascii="Times New Roman" w:eastAsia="Times New Roman" w:hAnsi="Times New Roman" w:cs="Times New Roman"/>
+          <w:sz w:val="24"/>
+          <w:szCs w:val="24"/>
+        </w:rPr>
+      </w:pPr>
+      <w:r>
+        <w:rPr>
+          <w:rFonts w:ascii="Times New Roman" w:eastAsia="Times New Roman" w:hAnsi="Times New Roman" w:cs="Times New Roman"/>
+          <w:b/>
+          <w:bCs/>
+          <w:sz w:val="24"/>
+          <w:szCs w:val="24"/>
+        </w:rPr>
+        <w:t>Nouns for resources, not verbs</w:t>
+      </w:r>
+      <w:r>
+        <w:rPr>
+          <w:rFonts w:ascii="Times New Roman" w:eastAsia="Times New Roman" w:hAnsi="Times New Roman" w:cs="Times New Roman"/>
+          <w:sz w:val="24"/>
+          <w:szCs w:val="24"/>
+        </w:rPr>
+        <w:t xml:space="preserve">: </w:t>
+      </w:r>
+      <w:r>
+        <w:rPr>
+          <w:rFonts w:ascii="Courier New" w:eastAsia="Times New Roman" w:hAnsi="Courier New" w:cs="Courier New"/>
+          <w:sz w:val="20"/>
+          <w:szCs w:val="20"/>
+        </w:rPr>
+        <w:t>/users</w:t>
+      </w:r>
+      <w:r>
+        <w:rPr>
+          <w:rFonts w:ascii="Times New Roman" w:eastAsia="Times New Roman" w:hAnsi="Times New Roman" w:cs="Times New Roman"/>
+          <w:sz w:val="24"/>
+          <w:szCs w:val="24"/>
+        </w:rPr>
+        <w:t xml:space="preserve"> not </w:t>
+      </w:r>
+      <w:r>
+        <w:rPr>
+          <w:rFonts w:ascii="Courier New" w:eastAsia="Times New Roman" w:hAnsi="Courier New" w:cs="Courier New"/>
+          <w:sz w:val="20"/>
+          <w:szCs w:val="20"/>
+        </w:rPr>
+        <w:t>/</w:t>
+      </w:r>
+      <w:proofErr w:type="spellStart"/>
+      <w:r>
+        <w:rPr>
+          <w:rFonts w:ascii="Courier New" w:eastAsia="Times New Roman" w:hAnsi="Courier New" w:cs="Courier New"/>
+          <w:sz w:val="20"/>
+          <w:szCs w:val="20"/>
+        </w:rPr>
+        <w:t>getUsers</w:t>
+      </w:r>
+      <w:proofErr w:type="spellEnd"/>
+    </w:p>
+    <w:p>
+      <w:pPr>
+        <w:numPr>
+          <w:ilvl w:val="0"/>
+          <w:numId w:val="6"/>
+        </w:numPr>
+        <w:spacing w:before="100" w:beforeAutospacing="1" w:after="100" w:afterAutospacing="1" w:line="240" w:lineRule="auto"/>
+        <w:rPr>
+          <w:rFonts w:ascii="Times New Roman" w:eastAsia="Times New Roman" w:hAnsi="Times New Roman" w:cs="Times New Roman"/>
+          <w:sz w:val="24"/>
+          <w:szCs w:val="24"/>
+        </w:rPr>
+      </w:pPr>
+      <w:r>
+        <w:rPr>
+          <w:rFonts w:ascii="Times New Roman" w:eastAsia="Times New Roman" w:hAnsi="Times New Roman" w:cs="Times New Roman"/>
+          <w:b/>
+          <w:bCs/>
+          <w:sz w:val="24"/>
+          <w:szCs w:val="24"/>
+        </w:rPr>
+        <w:lastRenderedPageBreak/>
+        <w:t>HTTP methods carry meaning</w:t>
+      </w:r>
+      <w:r>
+        <w:rPr>
+          <w:rFonts w:ascii="Times New Roman" w:eastAsia="Times New Roman" w:hAnsi="Times New Roman" w:cs="Times New Roman"/>
+          <w:sz w:val="24"/>
+          <w:szCs w:val="24"/>
+        </w:rPr>
+        <w:t xml:space="preserve">: </w:t>
+      </w:r>
+      <w:r>
+        <w:rPr>
+          <w:rFonts w:ascii="Courier New" w:eastAsia="Times New Roman" w:hAnsi="Courier New" w:cs="Courier New"/>
+          <w:sz w:val="20"/>
+          <w:szCs w:val="20"/>
+        </w:rPr>
+        <w:t>GET</w:t>
+      </w:r>
+      <w:r>
+        <w:rPr>
+          <w:rFonts w:ascii="Times New Roman" w:eastAsia="Times New Roman" w:hAnsi="Times New Roman" w:cs="Times New Roman"/>
+          <w:sz w:val="24"/>
+          <w:szCs w:val="24"/>
+        </w:rPr>
+        <w:t xml:space="preserve"> (read), </w:t>
+      </w:r>
+      <w:r>
+        <w:rPr>
+          <w:rFonts w:ascii="Courier New" w:eastAsia="Times New Roman" w:hAnsi="Courier New" w:cs="Courier New"/>
+          <w:sz w:val="20"/>
+          <w:szCs w:val="20"/>
+        </w:rPr>
+        <w:t>POST</w:t>
+      </w:r>
+      <w:r>
+        <w:rPr>
+          <w:rFonts w:ascii="Times New Roman" w:eastAsia="Times New Roman" w:hAnsi="Times New Roman" w:cs="Times New Roman"/>
+          <w:sz w:val="24"/>
+          <w:szCs w:val="24"/>
+        </w:rPr>
+        <w:t xml:space="preserve"> (create), </w:t>
+      </w:r>
+      <w:r>
+        <w:rPr>
+          <w:rFonts w:ascii="Courier New" w:eastAsia="Times New Roman" w:hAnsi="Courier New" w:cs="Courier New"/>
+          <w:sz w:val="20"/>
+          <w:szCs w:val="20"/>
+        </w:rPr>
+        <w:t>PUT</w:t>
+      </w:r>
+      <w:r>
+        <w:rPr>
+          <w:rFonts w:ascii="Times New Roman" w:eastAsia="Times New Roman" w:hAnsi="Times New Roman" w:cs="Times New Roman"/>
+          <w:sz w:val="24"/>
+          <w:szCs w:val="24"/>
+        </w:rPr>
+        <w:t>/</w:t>
+      </w:r>
+      <w:r>
+        <w:rPr>
+          <w:rFonts w:ascii="Courier New" w:eastAsia="Times New Roman" w:hAnsi="Courier New" w:cs="Courier New"/>
+          <w:sz w:val="20"/>
+          <w:szCs w:val="20"/>
+        </w:rPr>
+        <w:t>PATCH</w:t>
+      </w:r>
+      <w:r>
+        <w:rPr>
+          <w:rFonts w:ascii="Times New Roman" w:eastAsia="Times New Roman" w:hAnsi="Times New Roman" w:cs="Times New Roman"/>
+          <w:sz w:val="24"/>
+          <w:szCs w:val="24"/>
+        </w:rPr>
+        <w:t xml:space="preserve"> (update), </w:t>
+      </w:r>
+      <w:r>
+        <w:rPr>
+          <w:rFonts w:ascii="Courier New" w:eastAsia="Times New Roman" w:hAnsi="Courier New" w:cs="Courier New"/>
+          <w:sz w:val="20"/>
+          <w:szCs w:val="20"/>
+        </w:rPr>
+        <w:t>DELETE</w:t>
+      </w:r>
+      <w:r>
+        <w:rPr>
+          <w:rFonts w:ascii="Times New Roman" w:eastAsia="Times New Roman" w:hAnsi="Times New Roman" w:cs="Times New Roman"/>
+          <w:sz w:val="24"/>
+          <w:szCs w:val="24"/>
+        </w:rPr>
+        <w:t xml:space="preserve"> (remove)</w:t>
+      </w:r>
+    </w:p>
+    <w:p>
+      <w:pPr>
+        <w:numPr>
+          <w:ilvl w:val="0"/>
+          <w:numId w:val="6"/>
+        </w:numPr>
+        <w:spacing w:before="100" w:beforeAutospacing="1" w:after="100" w:afterAutospacing="1" w:line="240" w:lineRule="auto"/>
+        <w:rPr>
+          <w:rFonts w:ascii="Times New Roman" w:eastAsia="Times New Roman" w:hAnsi="Times New Roman" w:cs="Times New Roman"/>
+          <w:sz w:val="24"/>
+          <w:szCs w:val="24"/>
+        </w:rPr>
+      </w:pPr>
+      <w:r>
+        <w:rPr>
+          <w:rFonts w:ascii="Times New Roman" w:eastAsia="Times New Roman" w:hAnsi="Times New Roman" w:cs="Times New Roman"/>
+          <w:b/>
+          <w:bCs/>
+          <w:sz w:val="24"/>
+          <w:szCs w:val="24"/>
+        </w:rPr>
+        <w:t>Proper status codes</w:t>
+      </w:r>
+      <w:r>
+        <w:rPr>
+          <w:rFonts w:ascii="Times New Roman" w:eastAsia="Times New Roman" w:hAnsi="Times New Roman" w:cs="Times New Roman"/>
+          <w:sz w:val="24"/>
+          <w:szCs w:val="24"/>
+        </w:rPr>
+        <w:t xml:space="preserve"> — this trips up a lot of beginners: </w:t>
+      </w:r>
+    </w:p>
+    <w:p>
+      <w:pPr>
+        <w:numPr>
+          <w:ilvl w:val="1"/>
+          <w:numId w:val="6"/>
+        </w:numPr>
+        <w:spacing w:before="100" w:beforeAutospacing="1" w:after="100" w:afterAutospacing="1" w:line="240" w:lineRule="auto"/>
+        <w:rPr>
+          <w:rFonts w:ascii="Times New Roman" w:eastAsia="Times New Roman" w:hAnsi="Times New Roman" w:cs="Times New Roman"/>
+          <w:sz w:val="24"/>
+          <w:szCs w:val="24"/>
+        </w:rPr>
+      </w:pPr>
+      <w:r>
+        <w:rPr>
+          <w:rFonts w:ascii="Courier New" w:eastAsia="Times New Roman" w:hAnsi="Courier New" w:cs="Courier New"/>
+          <w:sz w:val="20"/>
+          <w:szCs w:val="20"/>
+        </w:rPr>
+        <w:t>200</w:t>
+      </w:r>
+      <w:r>
+        <w:rPr>
+          <w:rFonts w:ascii="Times New Roman" w:eastAsia="Times New Roman" w:hAnsi="Times New Roman" w:cs="Times New Roman"/>
+          <w:sz w:val="24"/>
+          <w:szCs w:val="24"/>
+        </w:rPr>
+        <w:t xml:space="preserve"> OK, </w:t>
+      </w:r>
+      <w:r>
+        <w:rPr>
+          <w:rFonts w:ascii="Courier New" w:eastAsia="Times New Roman" w:hAnsi="Courier New" w:cs="Courier New"/>
+          <w:sz w:val="20"/>
+          <w:szCs w:val="20"/>
+        </w:rPr>
+        <w:t>201</w:t>
+      </w:r>
+      <w:r>
+        <w:rPr>
+          <w:rFonts w:ascii="Times New Roman" w:eastAsia="Times New Roman" w:hAnsi="Times New Roman" w:cs="Times New Roman"/>
+          <w:sz w:val="24"/>
+          <w:szCs w:val="24"/>
+        </w:rPr>
+        <w:t xml:space="preserve"> Created, </w:t>
+      </w:r>
+      <w:r>
+        <w:rPr>
+          <w:rFonts w:ascii="Courier New" w:eastAsia="Times New Roman" w:hAnsi="Courier New" w:cs="Courier New"/>
+          <w:sz w:val="20"/>
+          <w:szCs w:val="20"/>
+        </w:rPr>
+        <w:t>204</w:t>
+      </w:r>
+      <w:r>
+        <w:rPr>
+          <w:rFonts w:ascii="Times New Roman" w:eastAsia="Times New Roman" w:hAnsi="Times New Roman" w:cs="Times New Roman"/>
+          <w:sz w:val="24"/>
+          <w:szCs w:val="24"/>
+        </w:rPr>
+        <w:t xml:space="preserve"> No Content</w:t>
+      </w:r>
+    </w:p>
+    <w:p>
+      <w:pPr>
+        <w:numPr>
+          <w:ilvl w:val="1"/>
+          <w:numId w:val="6"/>
+        </w:numPr>
+        <w:spacing w:before="100" w:beforeAutospacing="1" w:after="100" w:afterAutospacing="1" w:line="240" w:lineRule="auto"/>
+        <w:rPr>
+          <w:rFonts w:ascii="Times New Roman" w:eastAsia="Times New Roman" w:hAnsi="Times New Roman" w:cs="Times New Roman"/>
+          <w:sz w:val="24"/>
+          <w:szCs w:val="24"/>
+        </w:rPr>
+      </w:pPr>
+      <w:r>
+        <w:rPr>
+          <w:rFonts w:ascii="Courier New" w:eastAsia="Times New Roman" w:hAnsi="Courier New" w:cs="Courier New"/>
+          <w:sz w:val="20"/>
+          <w:szCs w:val="20"/>
+        </w:rPr>
+        <w:t>400</w:t>
+      </w:r>
+      <w:r>
+        <w:rPr>
+          <w:rFonts w:ascii="Times New Roman" w:eastAsia="Times New Roman" w:hAnsi="Times New Roman" w:cs="Times New Roman"/>
+          <w:sz w:val="24"/>
+          <w:szCs w:val="24"/>
+        </w:rPr>
+        <w:t xml:space="preserve"> Bad Request (client sent bad data), </w:t>
+      </w:r>
+      <w:r>
+        <w:rPr>
+          <w:rFonts w:ascii="Courier New" w:eastAsia="Times New Roman" w:hAnsi="Courier New" w:cs="Courier New"/>
+          <w:sz w:val="20"/>
+          <w:szCs w:val="20"/>
+        </w:rPr>
+        <w:t>401</w:t>
+      </w:r>
+      <w:r>
+        <w:rPr>
+          <w:rFonts w:ascii="Times New Roman" w:eastAsia="Times New Roman" w:hAnsi="Times New Roman" w:cs="Times New Roman"/>
+          <w:sz w:val="24"/>
+          <w:szCs w:val="24"/>
+        </w:rPr>
+        <w:t xml:space="preserve"> Unauthorized, </w:t>
+      </w:r>
+      <w:r>
+        <w:rPr>
+          <w:rFonts w:ascii="Courier New" w:eastAsia="Times New Roman" w:hAnsi="Courier New" w:cs="Courier New"/>
+          <w:sz w:val="20"/>
+          <w:szCs w:val="20"/>
+        </w:rPr>
+        <w:t>403</w:t>
+      </w:r>
+      <w:r>
+        <w:rPr>
+          <w:rFonts w:ascii="Times New Roman" w:eastAsia="Times New Roman" w:hAnsi="Times New Roman" w:cs="Times New Roman"/>
+          <w:sz w:val="24"/>
+          <w:szCs w:val="24"/>
+        </w:rPr>
+        <w:t xml:space="preserve"> Forbidden, </w:t>
+      </w:r>
+      <w:r>
+        <w:rPr>
+          <w:rFonts w:ascii="Courier New" w:eastAsia="Times New Roman" w:hAnsi="Courier New" w:cs="Courier New"/>
+          <w:sz w:val="20"/>
+          <w:szCs w:val="20"/>
+        </w:rPr>
+        <w:t>404</w:t>
+      </w:r>
+      <w:r>
+        <w:rPr>
+          <w:rFonts w:ascii="Times New Roman" w:eastAsia="Times New Roman" w:hAnsi="Times New Roman" w:cs="Times New Roman"/>
+          <w:sz w:val="24"/>
+          <w:szCs w:val="24"/>
+        </w:rPr>
+        <w:t xml:space="preserve"> Not Found</w:t>
+      </w:r>
+    </w:p>
+    <w:p>
+      <w:pPr>
+        <w:numPr>
+          <w:ilvl w:val="1"/>
+          <w:numId w:val="6"/>
+        </w:numPr>
+        <w:spacing w:before="100" w:beforeAutospacing="1" w:after="100" w:afterAutospacing="1" w:line="240" w:lineRule="auto"/>
+        <w:rPr>
+          <w:rFonts w:ascii="Times New Roman" w:eastAsia="Times New Roman" w:hAnsi="Times New Roman" w:cs="Times New Roman"/>
+          <w:sz w:val="24"/>
+          <w:szCs w:val="24"/>
+        </w:rPr>
+      </w:pPr>
+      <w:r>
+        <w:rPr>
+          <w:rFonts w:ascii="Courier New" w:eastAsia="Times New Roman" w:hAnsi="Courier New" w:cs="Courier New"/>
+          <w:sz w:val="20"/>
+          <w:szCs w:val="20"/>
+        </w:rPr>
+        <w:t>500</w:t>
+      </w:r>
+      <w:r>
+        <w:rPr>
+          <w:rFonts w:ascii="Times New Roman" w:eastAsia="Times New Roman" w:hAnsi="Times New Roman" w:cs="Times New Roman"/>
+          <w:sz w:val="24"/>
+          <w:szCs w:val="24"/>
+        </w:rPr>
+        <w:t xml:space="preserve"> Internal Server Error (something broke on your end)</w:t>
+      </w:r>
+    </w:p>
+    <w:p>
+      <w:pPr>
+        <w:numPr>
+          <w:ilvl w:val="0"/>
+          <w:numId w:val="6"/>
+        </w:numPr>
+        <w:spacing w:before="100" w:beforeAutospacing="1" w:after="100" w:afterAutospacing="1" w:line="240" w:lineRule="auto"/>
+        <w:rPr>
+          <w:rFonts w:ascii="Times New Roman" w:eastAsia="Times New Roman" w:hAnsi="Times New Roman" w:cs="Times New Roman"/>
+          <w:sz w:val="24"/>
+          <w:szCs w:val="24"/>
+        </w:rPr>
+      </w:pPr>
+      <w:r>
+        <w:rPr>
+          <w:rFonts w:ascii="Times New Roman" w:eastAsia="Times New Roman" w:hAnsi="Times New Roman" w:cs="Times New Roman"/>
+          <w:b/>
+          <w:bCs/>
+          <w:sz w:val="24"/>
+          <w:szCs w:val="24"/>
+        </w:rPr>
+        <w:t>Nested resources</w:t>
+      </w:r>
+      <w:r>
+        <w:rPr>
+          <w:rFonts w:ascii="Times New Roman" w:eastAsia="Times New Roman" w:hAnsi="Times New Roman" w:cs="Times New Roman"/>
+          <w:sz w:val="24"/>
+          <w:szCs w:val="24"/>
+        </w:rPr>
+        <w:t xml:space="preserve">: </w:t>
+      </w:r>
+      <w:r>
+        <w:rPr>
+          <w:rFonts w:ascii="Courier New" w:eastAsia="Times New Roman" w:hAnsi="Courier New" w:cs="Courier New"/>
+          <w:sz w:val="20"/>
+          <w:szCs w:val="20"/>
+        </w:rPr>
+        <w:t>/users</w:t>
+      </w:r>
+      <w:proofErr w:type="gramStart"/>
+      <w:r>
+        <w:rPr>
+          <w:rFonts w:ascii="Courier New" w:eastAsia="Times New Roman" w:hAnsi="Courier New" w:cs="Courier New"/>
+          <w:sz w:val="20"/>
+          <w:szCs w:val="20"/>
+        </w:rPr>
+        <w:t>/:</w:t>
+      </w:r>
+      <w:proofErr w:type="spellStart"/>
+      <w:r>
+        <w:rPr>
+          <w:rFonts w:ascii="Courier New" w:eastAsia="Times New Roman" w:hAnsi="Courier New" w:cs="Courier New"/>
+          <w:sz w:val="20"/>
+          <w:szCs w:val="20"/>
+        </w:rPr>
+        <w:t>userId</w:t>
+      </w:r>
+      <w:proofErr w:type="spellEnd"/>
+      <w:proofErr w:type="gramEnd"/>
+      <w:r>
+        <w:rPr>
+          <w:rFonts w:ascii="Courier New" w:eastAsia="Times New Roman" w:hAnsi="Courier New" w:cs="Courier New"/>
+          <w:sz w:val="20"/>
+          <w:szCs w:val="20"/>
+        </w:rPr>
+        <w:t>/posts</w:t>
+      </w:r>
+      <w:r>
+        <w:rPr>
+          <w:rFonts w:ascii="Times New Roman" w:eastAsia="Times New Roman" w:hAnsi="Times New Roman" w:cs="Times New Roman"/>
+          <w:sz w:val="24"/>
+          <w:szCs w:val="24"/>
+        </w:rPr>
+        <w:t xml:space="preserve"> for a user's posts</w:t>
+      </w:r>
+    </w:p>
+    <w:p>
+      <w:pPr>
+        <w:numPr>
+          <w:ilvl w:val="0"/>
+          <w:numId w:val="6"/>
+        </w:numPr>
+        <w:spacing w:before="100" w:beforeAutospacing="1" w:after="100" w:afterAutospacing="1" w:line="240" w:lineRule="auto"/>
+        <w:rPr>
+          <w:rFonts w:ascii="Times New Roman" w:eastAsia="Times New Roman" w:hAnsi="Times New Roman" w:cs="Times New Roman"/>
+          <w:sz w:val="24"/>
+          <w:szCs w:val="24"/>
+        </w:rPr>
+      </w:pPr>
+      <w:r>
+        <w:rPr>
+          <w:rFonts w:ascii="Times New Roman" w:eastAsia="Times New Roman" w:hAnsi="Times New Roman" w:cs="Times New Roman"/>
+          <w:b/>
+          <w:bCs/>
+          <w:sz w:val="24"/>
+          <w:szCs w:val="24"/>
+        </w:rPr>
+        <w:t>Consistent response shape</w:t>
+      </w:r>
+      <w:r>
+        <w:rPr>
+          <w:rFonts w:ascii="Times New Roman" w:eastAsia="Times New Roman" w:hAnsi="Times New Roman" w:cs="Times New Roman"/>
+          <w:sz w:val="24"/>
+          <w:szCs w:val="24"/>
+        </w:rPr>
+        <w:t xml:space="preserve"> — pick a convention (e.g. </w:t>
+      </w:r>
+      <w:proofErr w:type="gramStart"/>
+      <w:r>
+        <w:rPr>
+          <w:rFonts w:ascii="Courier New" w:eastAsia="Times New Roman" w:hAnsi="Courier New" w:cs="Courier New"/>
+          <w:sz w:val="20"/>
+          <w:szCs w:val="20"/>
+        </w:rPr>
+        <w:t>{ data</w:t>
+      </w:r>
+      <w:proofErr w:type="gramEnd"/>
+      <w:r>
+        <w:rPr>
+          <w:rFonts w:ascii="Courier New" w:eastAsia="Times New Roman" w:hAnsi="Courier New" w:cs="Courier New"/>
+          <w:sz w:val="20"/>
+          <w:szCs w:val="20"/>
+        </w:rPr>
+        <w:t>, error }</w:t>
+      </w:r>
+      <w:r>
+        <w:rPr>
+          <w:rFonts w:ascii="Times New Roman" w:eastAsia="Times New Roman" w:hAnsi="Times New Roman" w:cs="Times New Roman"/>
+          <w:sz w:val="24"/>
+          <w:szCs w:val="24"/>
+        </w:rPr>
+        <w:t>) and stick to it across every endpoint</w:t>
+      </w:r>
+    </w:p>
+    <w:p>
+      <w:pPr>
+        <w:spacing w:before="100" w:beforeAutospacing="1" w:after="100" w:afterAutospacing="1" w:line="240" w:lineRule="auto"/>
+        <w:outlineLvl w:val="2"/>
+        <w:rPr>
+          <w:rFonts w:ascii="Times New Roman" w:eastAsia="Times New Roman" w:hAnsi="Times New Roman" w:cs="Times New Roman"/>
+          <w:b/>
+          <w:bCs/>
+          <w:sz w:val="27"/>
+          <w:szCs w:val="27"/>
+        </w:rPr>
+      </w:pPr>
+      <w:r>
+        <w:rPr>
+          <w:rFonts w:ascii="Times New Roman" w:eastAsia="Times New Roman" w:hAnsi="Times New Roman" w:cs="Times New Roman"/>
+          <w:b/>
+          <w:bCs/>
+          <w:sz w:val="27"/>
+          <w:szCs w:val="27"/>
+        </w:rPr>
+        <w:t>3. Working with JSON &amp; Validation</w:t>
+      </w:r>
+    </w:p>
+    <w:p>
+      <w:pPr>
+        <w:numPr>
+          <w:ilvl w:val="0"/>
+          <w:numId w:val="7"/>
+        </w:numPr>
+        <w:spacing w:before="100" w:beforeAutospacing="1" w:after="100" w:afterAutospacing="1" w:line="240" w:lineRule="auto"/>
+        <w:rPr>
+          <w:rFonts w:ascii="Times New Roman" w:eastAsia="Times New Roman" w:hAnsi="Times New Roman" w:cs="Times New Roman"/>
+          <w:sz w:val="24"/>
+          <w:szCs w:val="24"/>
+        </w:rPr>
+      </w:pPr>
+      <w:proofErr w:type="spellStart"/>
+      <w:proofErr w:type="gramStart"/>
+      <w:r>
+        <w:rPr>
+          <w:rFonts w:ascii="Courier New" w:eastAsia="Times New Roman" w:hAnsi="Courier New" w:cs="Courier New"/>
+          <w:sz w:val="20"/>
+          <w:szCs w:val="20"/>
+        </w:rPr>
+        <w:t>express.json</w:t>
+      </w:r>
+      <w:proofErr w:type="spellEnd"/>
+      <w:proofErr w:type="gramEnd"/>
+      <w:r>
+        <w:rPr>
+          <w:rFonts w:ascii="Courier New" w:eastAsia="Times New Roman" w:hAnsi="Courier New" w:cs="Courier New"/>
+          <w:sz w:val="20"/>
+          <w:szCs w:val="20"/>
+        </w:rPr>
+        <w:t>()</w:t>
+      </w:r>
+      <w:r>
+        <w:rPr>
+          <w:rFonts w:ascii="Times New Roman" w:eastAsia="Times New Roman" w:hAnsi="Times New Roman" w:cs="Times New Roman"/>
+          <w:sz w:val="24"/>
+          <w:szCs w:val="24"/>
+        </w:rPr>
+        <w:t xml:space="preserve"> middleware parses incoming JSON into </w:t>
+      </w:r>
+      <w:proofErr w:type="spellStart"/>
+      <w:r>
+        <w:rPr>
+          <w:rFonts w:ascii="Courier New" w:eastAsia="Times New Roman" w:hAnsi="Courier New" w:cs="Courier New"/>
+          <w:sz w:val="20"/>
+          <w:szCs w:val="20"/>
+        </w:rPr>
+        <w:t>req.body</w:t>
+      </w:r>
+      <w:proofErr w:type="spellEnd"/>
+    </w:p>
+    <w:p>
+      <w:pPr>
+        <w:numPr>
+          <w:ilvl w:val="0"/>
+          <w:numId w:val="7"/>
+        </w:numPr>
+        <w:spacing w:before="100" w:beforeAutospacing="1" w:after="100" w:afterAutospacing="1" w:line="240" w:lineRule="auto"/>
+        <w:rPr>
+          <w:rFonts w:ascii="Times New Roman" w:eastAsia="Times New Roman" w:hAnsi="Times New Roman" w:cs="Times New Roman"/>
+          <w:sz w:val="24"/>
+          <w:szCs w:val="24"/>
+        </w:rPr>
+      </w:pPr>
+      <w:r>
+        <w:rPr>
+          <w:rFonts w:ascii="Times New Roman" w:eastAsia="Times New Roman" w:hAnsi="Times New Roman" w:cs="Times New Roman"/>
+          <w:sz w:val="24"/>
+          <w:szCs w:val="24"/>
+        </w:rPr>
+        <w:t xml:space="preserve">Never trust </w:t>
+      </w:r>
+      <w:proofErr w:type="spellStart"/>
+      <w:proofErr w:type="gramStart"/>
+      <w:r>
+        <w:rPr>
+          <w:rFonts w:ascii="Courier New" w:eastAsia="Times New Roman" w:hAnsi="Courier New" w:cs="Courier New"/>
+          <w:sz w:val="20"/>
+          <w:szCs w:val="20"/>
+        </w:rPr>
+        <w:t>req.body</w:t>
+      </w:r>
+      <w:proofErr w:type="spellEnd"/>
+      <w:proofErr w:type="gramEnd"/>
+      <w:r>
+        <w:rPr>
+          <w:rFonts w:ascii="Times New Roman" w:eastAsia="Times New Roman" w:hAnsi="Times New Roman" w:cs="Times New Roman"/>
+          <w:sz w:val="24"/>
+          <w:szCs w:val="24"/>
+        </w:rPr>
+        <w:t xml:space="preserve"> blindly — validate it before using it. Beginners often skip this and it bites them the moment a client sends malformed or malicious input.</w:t>
+      </w:r>
+    </w:p>
+    <w:p>
+      <w:pPr>
+        <w:numPr>
+          <w:ilvl w:val="0"/>
+          <w:numId w:val="7"/>
+        </w:numPr>
+        <w:spacing w:before="100" w:beforeAutospacing="1" w:after="100" w:afterAutospacing="1" w:line="240" w:lineRule="auto"/>
+        <w:rPr>
+          <w:rFonts w:ascii="Times New Roman" w:eastAsia="Times New Roman" w:hAnsi="Times New Roman" w:cs="Times New Roman"/>
+          <w:sz w:val="24"/>
+          <w:szCs w:val="24"/>
+        </w:rPr>
+      </w:pPr>
+      <w:r>
+        <w:rPr>
+          <w:rFonts w:ascii="Times New Roman" w:eastAsia="Times New Roman" w:hAnsi="Times New Roman" w:cs="Times New Roman"/>
+          <w:sz w:val="24"/>
+          <w:szCs w:val="24"/>
+        </w:rPr>
+        <w:t xml:space="preserve">You'll formalize validation with a library like </w:t>
+      </w:r>
+      <w:proofErr w:type="spellStart"/>
+      <w:r>
+        <w:rPr>
+          <w:rFonts w:ascii="Courier New" w:eastAsia="Times New Roman" w:hAnsi="Courier New" w:cs="Courier New"/>
+          <w:sz w:val="20"/>
+          <w:szCs w:val="20"/>
+        </w:rPr>
+        <w:t>zod</w:t>
+      </w:r>
+      <w:proofErr w:type="spellEnd"/>
+      <w:r>
+        <w:rPr>
+          <w:rFonts w:ascii="Times New Roman" w:eastAsia="Times New Roman" w:hAnsi="Times New Roman" w:cs="Times New Roman"/>
+          <w:sz w:val="24"/>
+          <w:szCs w:val="24"/>
+        </w:rPr>
+        <w:t xml:space="preserve"> in Phase 4, but for now: manually check required fields exist and have the right type before proceeding.</w:t>
+      </w:r>
+    </w:p>
+    <w:p>
+      <w:pPr>
+        <w:spacing w:before="100" w:beforeAutospacing="1" w:after="100" w:afterAutospacing="1" w:line="240" w:lineRule="auto"/>
+        <w:outlineLvl w:val="2"/>
+        <w:rPr>
+          <w:rFonts w:ascii="Times New Roman" w:eastAsia="Times New Roman" w:hAnsi="Times New Roman" w:cs="Times New Roman"/>
+          <w:b/>
+          <w:bCs/>
+          <w:sz w:val="27"/>
+          <w:szCs w:val="27"/>
+        </w:rPr>
+      </w:pPr>
+      <w:r>
+        <w:rPr>
+          <w:rFonts w:ascii="Times New Roman" w:eastAsia="Times New Roman" w:hAnsi="Times New Roman" w:cs="Times New Roman"/>
+          <w:b/>
+          <w:bCs/>
+          <w:sz w:val="27"/>
+          <w:szCs w:val="27"/>
+        </w:rPr>
+        <w:t>4. Environment Variables</w:t>
+      </w:r>
+    </w:p>
+    <w:p>
+      <w:pPr>
+        <w:numPr>
+          <w:ilvl w:val="0"/>
+          <w:numId w:val="8"/>
+        </w:numPr>
+        <w:spacing w:before="100" w:beforeAutospacing="1" w:after="100" w:afterAutospacing="1" w:line="240" w:lineRule="auto"/>
+        <w:rPr>
+          <w:rFonts w:ascii="Times New Roman" w:eastAsia="Times New Roman" w:hAnsi="Times New Roman" w:cs="Times New Roman"/>
+          <w:sz w:val="24"/>
+          <w:szCs w:val="24"/>
+        </w:rPr>
+      </w:pPr>
+      <w:r>
+        <w:rPr>
+          <w:rFonts w:ascii="Times New Roman" w:eastAsia="Times New Roman" w:hAnsi="Times New Roman" w:cs="Times New Roman"/>
+          <w:sz w:val="24"/>
+          <w:szCs w:val="24"/>
+        </w:rPr>
+        <w:t>Never hardcode secrets (API keys, DB passwords) in your code</w:t>
+      </w:r>
+    </w:p>
+    <w:p>
+      <w:pPr>
+        <w:numPr>
+          <w:ilvl w:val="0"/>
+          <w:numId w:val="8"/>
+        </w:numPr>
+        <w:spacing w:before="100" w:beforeAutospacing="1" w:after="100" w:afterAutospacing="1" w:line="240" w:lineRule="auto"/>
+        <w:rPr>
+          <w:rFonts w:ascii="Times New Roman" w:eastAsia="Times New Roman" w:hAnsi="Times New Roman" w:cs="Times New Roman"/>
+          <w:sz w:val="24"/>
+          <w:szCs w:val="24"/>
+        </w:rPr>
+      </w:pPr>
+      <w:r>
+        <w:rPr>
+          <w:rFonts w:ascii="Times New Roman" w:eastAsia="Times New Roman" w:hAnsi="Times New Roman" w:cs="Times New Roman"/>
+          <w:sz w:val="24"/>
+          <w:szCs w:val="24"/>
+        </w:rPr>
+        <w:t xml:space="preserve">Use </w:t>
+      </w:r>
+      <w:proofErr w:type="gramStart"/>
+      <w:r>
+        <w:rPr>
+          <w:rFonts w:ascii="Times New Roman" w:eastAsia="Times New Roman" w:hAnsi="Times New Roman" w:cs="Times New Roman"/>
+          <w:sz w:val="24"/>
+          <w:szCs w:val="24"/>
+        </w:rPr>
+        <w:t xml:space="preserve">a </w:t>
+      </w:r>
+      <w:r>
+        <w:rPr>
+          <w:rFonts w:ascii="Courier New" w:eastAsia="Times New Roman" w:hAnsi="Courier New" w:cs="Courier New"/>
+          <w:sz w:val="20"/>
+          <w:szCs w:val="20"/>
+        </w:rPr>
+        <w:t>.</w:t>
+      </w:r>
+      <w:proofErr w:type="spellStart"/>
+      <w:r>
+        <w:rPr>
+          <w:rFonts w:ascii="Courier New" w:eastAsia="Times New Roman" w:hAnsi="Courier New" w:cs="Courier New"/>
+          <w:sz w:val="20"/>
+          <w:szCs w:val="20"/>
+        </w:rPr>
+        <w:t>env</w:t>
+      </w:r>
+      <w:proofErr w:type="spellEnd"/>
+      <w:proofErr w:type="gramEnd"/>
+      <w:r>
+        <w:rPr>
+          <w:rFonts w:ascii="Times New Roman" w:eastAsia="Times New Roman" w:hAnsi="Times New Roman" w:cs="Times New Roman"/>
+          <w:sz w:val="24"/>
+          <w:szCs w:val="24"/>
+        </w:rPr>
+        <w:t xml:space="preserve"> file + the </w:t>
+      </w:r>
+      <w:proofErr w:type="spellStart"/>
+      <w:r>
+        <w:rPr>
+          <w:rFonts w:ascii="Courier New" w:eastAsia="Times New Roman" w:hAnsi="Courier New" w:cs="Courier New"/>
+          <w:sz w:val="20"/>
+          <w:szCs w:val="20"/>
+        </w:rPr>
+        <w:t>dotenv</w:t>
+      </w:r>
+      <w:proofErr w:type="spellEnd"/>
+      <w:r>
+        <w:rPr>
+          <w:rFonts w:ascii="Times New Roman" w:eastAsia="Times New Roman" w:hAnsi="Times New Roman" w:cs="Times New Roman"/>
+          <w:sz w:val="24"/>
+          <w:szCs w:val="24"/>
+        </w:rPr>
+        <w:t xml:space="preserve"> package to load them into </w:t>
+      </w:r>
+      <w:proofErr w:type="spellStart"/>
+      <w:r>
+        <w:rPr>
+          <w:rFonts w:ascii="Courier New" w:eastAsia="Times New Roman" w:hAnsi="Courier New" w:cs="Courier New"/>
+          <w:sz w:val="20"/>
+          <w:szCs w:val="20"/>
+        </w:rPr>
+        <w:t>process.env</w:t>
+      </w:r>
+      <w:proofErr w:type="spellEnd"/>
+    </w:p>
+    <w:p>
+      <w:pPr>
+        <w:numPr>
+          <w:ilvl w:val="0"/>
+          <w:numId w:val="8"/>
+        </w:numPr>
+        <w:spacing w:before="100" w:beforeAutospacing="1" w:after="100" w:afterAutospacing="1" w:line="240" w:lineRule="auto"/>
+        <w:rPr>
+          <w:rFonts w:ascii="Times New Roman" w:eastAsia="Times New Roman" w:hAnsi="Times New Roman" w:cs="Times New Roman"/>
+          <w:sz w:val="24"/>
+          <w:szCs w:val="24"/>
+        </w:rPr>
+      </w:pPr>
+      <w:proofErr w:type="gramStart"/>
+      <w:r>
+        <w:rPr>
+          <w:rFonts w:ascii="Times New Roman" w:eastAsia="Times New Roman" w:hAnsi="Times New Roman" w:cs="Times New Roman"/>
+          <w:sz w:val="24"/>
+          <w:szCs w:val="24"/>
+        </w:rPr>
+        <w:t xml:space="preserve">Add </w:t>
+      </w:r>
+      <w:r>
+        <w:rPr>
+          <w:rFonts w:ascii="Courier New" w:eastAsia="Times New Roman" w:hAnsi="Courier New" w:cs="Courier New"/>
+          <w:sz w:val="20"/>
+          <w:szCs w:val="20"/>
+        </w:rPr>
+        <w:t>.</w:t>
+      </w:r>
+      <w:proofErr w:type="spellStart"/>
+      <w:r>
+        <w:rPr>
+          <w:rFonts w:ascii="Courier New" w:eastAsia="Times New Roman" w:hAnsi="Courier New" w:cs="Courier New"/>
+          <w:sz w:val="20"/>
+          <w:szCs w:val="20"/>
+        </w:rPr>
+        <w:t>env</w:t>
+      </w:r>
+      <w:proofErr w:type="spellEnd"/>
+      <w:proofErr w:type="gramEnd"/>
+      <w:r>
+        <w:rPr>
+          <w:rFonts w:ascii="Times New Roman" w:eastAsia="Times New Roman" w:hAnsi="Times New Roman" w:cs="Times New Roman"/>
+          <w:sz w:val="24"/>
+          <w:szCs w:val="24"/>
+        </w:rPr>
+        <w:t xml:space="preserve"> to </w:t>
+      </w:r>
+      <w:r>
+        <w:rPr>
+          <w:rFonts w:ascii="Courier New" w:eastAsia="Times New Roman" w:hAnsi="Courier New" w:cs="Courier New"/>
+          <w:sz w:val="20"/>
+          <w:szCs w:val="20"/>
+        </w:rPr>
+        <w:t>.</w:t>
+      </w:r>
+      <w:proofErr w:type="spellStart"/>
+      <w:r>
+        <w:rPr>
+          <w:rFonts w:ascii="Courier New" w:eastAsia="Times New Roman" w:hAnsi="Courier New" w:cs="Courier New"/>
+          <w:sz w:val="20"/>
+          <w:szCs w:val="20"/>
+        </w:rPr>
+        <w:t>gitignore</w:t>
+      </w:r>
+      <w:proofErr w:type="spellEnd"/>
+      <w:r>
+        <w:rPr>
+          <w:rFonts w:ascii="Times New Roman" w:eastAsia="Times New Roman" w:hAnsi="Times New Roman" w:cs="Times New Roman"/>
+          <w:sz w:val="24"/>
+          <w:szCs w:val="24"/>
+        </w:rPr>
+        <w:t xml:space="preserve"> immediately — this is a classic beginner mistake that leaks credentials into </w:t>
+      </w:r>
+      <w:proofErr w:type="spellStart"/>
+      <w:r>
+        <w:rPr>
+          <w:rFonts w:ascii="Times New Roman" w:eastAsia="Times New Roman" w:hAnsi="Times New Roman" w:cs="Times New Roman"/>
+          <w:sz w:val="24"/>
+          <w:szCs w:val="24"/>
+        </w:rPr>
+        <w:t>git</w:t>
+      </w:r>
+      <w:proofErr w:type="spellEnd"/>
+      <w:r>
+        <w:rPr>
+          <w:rFonts w:ascii="Times New Roman" w:eastAsia="Times New Roman" w:hAnsi="Times New Roman" w:cs="Times New Roman"/>
+          <w:sz w:val="24"/>
+          <w:szCs w:val="24"/>
+        </w:rPr>
+        <w:t xml:space="preserve"> history</w:t>
+      </w:r>
+    </w:p>
+    <w:p>
+      <w:pPr>
+        <w:spacing w:before="100" w:beforeAutospacing="1" w:after="100" w:afterAutospacing="1" w:line="240" w:lineRule="auto"/>
+        <w:outlineLvl w:val="2"/>
+        <w:rPr>
+          <w:rFonts w:ascii="Times New Roman" w:eastAsia="Times New Roman" w:hAnsi="Times New Roman" w:cs="Times New Roman"/>
+          <w:b/>
+          <w:bCs/>
+          <w:sz w:val="27"/>
+          <w:szCs w:val="27"/>
+        </w:rPr>
+      </w:pPr>
+      <w:r>
+        <w:rPr>
+          <w:rFonts w:ascii="Times New Roman" w:eastAsia="Times New Roman" w:hAnsi="Times New Roman" w:cs="Times New Roman"/>
+          <w:b/>
+          <w:bCs/>
+          <w:sz w:val="27"/>
+          <w:szCs w:val="27"/>
+        </w:rPr>
+        <w:t>5. Basic Authentication</w:t>
+      </w:r>
+    </w:p>
+    <w:p>
+      <w:pPr>
+        <w:spacing w:before="100" w:beforeAutospacing="1" w:after="100" w:afterAutospacing="1" w:line="240" w:lineRule="auto"/>
+        <w:rPr>
+          <w:rFonts w:ascii="Times New Roman" w:eastAsia="Times New Roman" w:hAnsi="Times New Roman" w:cs="Times New Roman"/>
+          <w:sz w:val="24"/>
+          <w:szCs w:val="24"/>
+        </w:rPr>
+      </w:pPr>
+      <w:r>
+        <w:rPr>
+          <w:rFonts w:ascii="Times New Roman" w:eastAsia="Times New Roman" w:hAnsi="Times New Roman" w:cs="Times New Roman"/>
+          <w:sz w:val="24"/>
+          <w:szCs w:val="24"/>
+        </w:rPr>
+        <w:t>Two common approaches, worth understanding the tradeoff between them:</w:t>
+      </w:r>
+    </w:p>
+    <w:p>
+      <w:pPr>
+        <w:numPr>
+          <w:ilvl w:val="0"/>
+          <w:numId w:val="9"/>
+        </w:numPr>
+        <w:spacing w:before="100" w:beforeAutospacing="1" w:after="100" w:afterAutospacing="1" w:line="240" w:lineRule="auto"/>
+        <w:rPr>
+          <w:rFonts w:ascii="Times New Roman" w:eastAsia="Times New Roman" w:hAnsi="Times New Roman" w:cs="Times New Roman"/>
+          <w:sz w:val="24"/>
+          <w:szCs w:val="24"/>
+        </w:rPr>
+      </w:pPr>
+      <w:r>
+        <w:rPr>
+          <w:rFonts w:ascii="Times New Roman" w:eastAsia="Times New Roman" w:hAnsi="Times New Roman" w:cs="Times New Roman"/>
+          <w:b/>
+          <w:bCs/>
+          <w:sz w:val="24"/>
+          <w:szCs w:val="24"/>
+        </w:rPr>
+        <w:t>Sessions</w:t>
+      </w:r>
+      <w:r>
+        <w:rPr>
+          <w:rFonts w:ascii="Times New Roman" w:eastAsia="Times New Roman" w:hAnsi="Times New Roman" w:cs="Times New Roman"/>
+          <w:sz w:val="24"/>
+          <w:szCs w:val="24"/>
+        </w:rPr>
+        <w:t xml:space="preserve">: server stores session state (often in memory or </w:t>
+      </w:r>
+      <w:proofErr w:type="spellStart"/>
+      <w:r>
+        <w:rPr>
+          <w:rFonts w:ascii="Times New Roman" w:eastAsia="Times New Roman" w:hAnsi="Times New Roman" w:cs="Times New Roman"/>
+          <w:sz w:val="24"/>
+          <w:szCs w:val="24"/>
+        </w:rPr>
+        <w:t>Redis</w:t>
+      </w:r>
+      <w:proofErr w:type="spellEnd"/>
+      <w:r>
+        <w:rPr>
+          <w:rFonts w:ascii="Times New Roman" w:eastAsia="Times New Roman" w:hAnsi="Times New Roman" w:cs="Times New Roman"/>
+          <w:sz w:val="24"/>
+          <w:szCs w:val="24"/>
+        </w:rPr>
+        <w:t>), client holds a session ID in a cookie. Simple, but requires server-side storage.</w:t>
+      </w:r>
+    </w:p>
+    <w:p>
+      <w:pPr>
+        <w:numPr>
+          <w:ilvl w:val="0"/>
+          <w:numId w:val="9"/>
+        </w:numPr>
+        <w:spacing w:before="100" w:beforeAutospacing="1" w:after="100" w:afterAutospacing="1" w:line="240" w:lineRule="auto"/>
+        <w:rPr>
+          <w:rFonts w:ascii="Times New Roman" w:eastAsia="Times New Roman" w:hAnsi="Times New Roman" w:cs="Times New Roman"/>
+          <w:sz w:val="24"/>
+          <w:szCs w:val="24"/>
+        </w:rPr>
+      </w:pPr>
+      <w:r>
+        <w:rPr>
+          <w:rFonts w:ascii="Times New Roman" w:eastAsia="Times New Roman" w:hAnsi="Times New Roman" w:cs="Times New Roman"/>
+          <w:b/>
+          <w:bCs/>
+          <w:sz w:val="24"/>
+          <w:szCs w:val="24"/>
+        </w:rPr>
+        <w:t>JWTs (JSON Web Tokens)</w:t>
+      </w:r>
+      <w:r>
+        <w:rPr>
+          <w:rFonts w:ascii="Times New Roman" w:eastAsia="Times New Roman" w:hAnsi="Times New Roman" w:cs="Times New Roman"/>
+          <w:sz w:val="24"/>
+          <w:szCs w:val="24"/>
+        </w:rPr>
+        <w:t>: server signs a token containing user info, client stores it (</w:t>
+      </w:r>
+      <w:proofErr w:type="spellStart"/>
+      <w:r>
+        <w:rPr>
+          <w:rFonts w:ascii="Times New Roman" w:eastAsia="Times New Roman" w:hAnsi="Times New Roman" w:cs="Times New Roman"/>
+          <w:sz w:val="24"/>
+          <w:szCs w:val="24"/>
+        </w:rPr>
+        <w:t>localStorage</w:t>
+      </w:r>
+      <w:proofErr w:type="spellEnd"/>
+      <w:r>
+        <w:rPr>
+          <w:rFonts w:ascii="Times New Roman" w:eastAsia="Times New Roman" w:hAnsi="Times New Roman" w:cs="Times New Roman"/>
+          <w:sz w:val="24"/>
+          <w:szCs w:val="24"/>
+        </w:rPr>
+        <w:t xml:space="preserve"> or cookie) and sends it with each request. Stateless — server doesn't need to store anything — but revoking a JWT before it expires is trickier.</w:t>
+      </w:r>
+    </w:p>
+    <w:p>
+      <w:pPr>
+        <w:spacing w:before="100" w:beforeAutospacing="1" w:after="100" w:afterAutospacing="1" w:line="240" w:lineRule="auto"/>
+        <w:rPr>
+          <w:rFonts w:ascii="Times New Roman" w:eastAsia="Times New Roman" w:hAnsi="Times New Roman" w:cs="Times New Roman"/>
+          <w:sz w:val="24"/>
+          <w:szCs w:val="24"/>
+        </w:rPr>
+      </w:pPr>
+      <w:r>
+        <w:rPr>
+          <w:rFonts w:ascii="Times New Roman" w:eastAsia="Times New Roman" w:hAnsi="Times New Roman" w:cs="Times New Roman"/>
+          <w:sz w:val="24"/>
+          <w:szCs w:val="24"/>
+        </w:rPr>
+        <w:t xml:space="preserve">Either way: </w:t>
+      </w:r>
+      <w:r>
+        <w:rPr>
+          <w:rFonts w:ascii="Times New Roman" w:eastAsia="Times New Roman" w:hAnsi="Times New Roman" w:cs="Times New Roman"/>
+          <w:b/>
+          <w:bCs/>
+          <w:sz w:val="24"/>
+          <w:szCs w:val="24"/>
+        </w:rPr>
+        <w:t>never store plain-text passwords.</w:t>
+      </w:r>
+      <w:r>
+        <w:rPr>
+          <w:rFonts w:ascii="Times New Roman" w:eastAsia="Times New Roman" w:hAnsi="Times New Roman" w:cs="Times New Roman"/>
+          <w:sz w:val="24"/>
+          <w:szCs w:val="24"/>
+        </w:rPr>
+        <w:t xml:space="preserve"> Use </w:t>
+      </w:r>
+      <w:proofErr w:type="spellStart"/>
+      <w:r>
+        <w:rPr>
+          <w:rFonts w:ascii="Courier New" w:eastAsia="Times New Roman" w:hAnsi="Courier New" w:cs="Courier New"/>
+          <w:sz w:val="20"/>
+          <w:szCs w:val="20"/>
+        </w:rPr>
+        <w:t>bcrypt</w:t>
+      </w:r>
+      <w:proofErr w:type="spellEnd"/>
+      <w:r>
+        <w:rPr>
+          <w:rFonts w:ascii="Times New Roman" w:eastAsia="Times New Roman" w:hAnsi="Times New Roman" w:cs="Times New Roman"/>
+          <w:sz w:val="24"/>
+          <w:szCs w:val="24"/>
+        </w:rPr>
+        <w:t xml:space="preserve"> to hash passwords before saving them, and compare hashes on login, never raw strings.</w:t>
+      </w:r>
+    </w:p>
+    <w:p>
+      <w:bookmarkStart w:id="0" w:name="_GoBack"/>
+      <w:bookmarkEnd w:id="0"/>
+    </w:p>
     <w:sectPr>
       <w:pgSz w:w="12240" w:h="15840"/>
       <w:pgMar w:top="1440" w:right="1440" w:bottom="1440" w:left="1440" w:header="720" w:footer="720" w:gutter="0"/>
@@ -1950,6 +3841,155 @@
 <file path=word/numbering.xml><?xml version="1.0" encoding="utf-8"?>
 <w:numbering xmlns:wpc="http://schemas.microsoft.com/office/word/2010/wordprocessingCanvas" xmlns:cx="http://schemas.microsoft.com/office/drawing/2014/chartex" xmlns:mc="http://schemas.openxmlformats.org/markup-compatibility/2006" xmlns:o="urn:schemas-microsoft-com:office:office" xmlns:r="http://schemas.openxmlformats.org/officeDocument/2006/relationships" xmlns:m="http://schemas.openxmlformats.org/officeDocument/2006/math" xmlns:v="urn:schemas-microsoft-com:vml" xmlns:wp14="http://schemas.microsoft.com/office/word/2010/wordprocessingDrawing" xmlns:wp="http://schemas.openxmlformats.org/drawingml/2006/wordprocessingDrawing" xmlns:w10="urn:schemas-microsoft-com:office:word" xmlns:w="http://schemas.openxmlformats.org/wordprocessingml/2006/main" xmlns:w14="http://schemas.microsoft.com/office/word/2010/wordml" xmlns:w15="http://schemas.microsoft.com/office/word/2012/wordml" xmlns:w16se="http://schemas.microsoft.com/office/word/2015/wordml/symex" xmlns:wpg="http://schemas.microsoft.com/office/word/2010/wordprocessingGroup" xmlns:wpi="http://schemas.microsoft.com/office/word/2010/wordprocessingInk" xmlns:wne="http://schemas.microsoft.com/office/word/2006/wordml" xmlns:wps="http://schemas.microsoft.com/office/word/2010/wordprocessingShape" mc:Ignorable="w14 w15 w16se wp14">
   <w:abstractNum w:abstractNumId="0" w15:restartNumberingAfterBreak="0">
+    <w:nsid w:val="04B1252C"/>
+    <w:multiLevelType w:val="multilevel"/>
+    <w:tmpl w:val="92C897F4"/>
+    <w:lvl w:ilvl="0">
+      <w:start w:val="1"/>
+      <w:numFmt w:val="bullet"/>
+      <w:lvlText w:val=""/>
+      <w:lvlJc w:val="left"/>
+      <w:pPr>
+        <w:tabs>
+          <w:tab w:val="num" w:pos="720"/>
+        </w:tabs>
+        <w:ind w:left="720" w:hanging="360"/>
+      </w:pPr>
+      <w:rPr>
+        <w:rFonts w:ascii="Symbol" w:hAnsi="Symbol" w:hint="default"/>
+        <w:sz w:val="20"/>
+      </w:rPr>
+    </w:lvl>
+    <w:lvl w:ilvl="1" w:tentative="1">
+      <w:start w:val="1"/>
+      <w:numFmt w:val="bullet"/>
+      <w:lvlText w:val="o"/>
+      <w:lvlJc w:val="left"/>
+      <w:pPr>
+        <w:tabs>
+          <w:tab w:val="num" w:pos="1440"/>
+        </w:tabs>
+        <w:ind w:left="1440" w:hanging="360"/>
+      </w:pPr>
+      <w:rPr>
+        <w:rFonts w:ascii="Courier New" w:hAnsi="Courier New" w:hint="default"/>
+        <w:sz w:val="20"/>
+      </w:rPr>
+    </w:lvl>
+    <w:lvl w:ilvl="2" w:tentative="1">
+      <w:start w:val="1"/>
+      <w:numFmt w:val="bullet"/>
+      <w:lvlText w:val=""/>
+      <w:lvlJc w:val="left"/>
+      <w:pPr>
+        <w:tabs>
+          <w:tab w:val="num" w:pos="2160"/>
+        </w:tabs>
+        <w:ind w:left="2160" w:hanging="360"/>
+      </w:pPr>
+      <w:rPr>
+        <w:rFonts w:ascii="Wingdings" w:hAnsi="Wingdings" w:hint="default"/>
+        <w:sz w:val="20"/>
+      </w:rPr>
+    </w:lvl>
+    <w:lvl w:ilvl="3" w:tentative="1">
+      <w:start w:val="1"/>
+      <w:numFmt w:val="bullet"/>
+      <w:lvlText w:val=""/>
+      <w:lvlJc w:val="left"/>
+      <w:pPr>
+        <w:tabs>
+          <w:tab w:val="num" w:pos="2880"/>
+        </w:tabs>
+        <w:ind w:left="2880" w:hanging="360"/>
+      </w:pPr>
+      <w:rPr>
+        <w:rFonts w:ascii="Wingdings" w:hAnsi="Wingdings" w:hint="default"/>
+        <w:sz w:val="20"/>
+      </w:rPr>
+    </w:lvl>
+    <w:lvl w:ilvl="4" w:tentative="1">
+      <w:start w:val="1"/>
+      <w:numFmt w:val="bullet"/>
+      <w:lvlText w:val=""/>
+      <w:lvlJc w:val="left"/>
+      <w:pPr>
+        <w:tabs>
+          <w:tab w:val="num" w:pos="3600"/>
+        </w:tabs>
+        <w:ind w:left="3600" w:hanging="360"/>
+      </w:pPr>
+      <w:rPr>
+        <w:rFonts w:ascii="Wingdings" w:hAnsi="Wingdings" w:hint="default"/>
+        <w:sz w:val="20"/>
+      </w:rPr>
+    </w:lvl>
+    <w:lvl w:ilvl="5" w:tentative="1">
+      <w:start w:val="1"/>
+      <w:numFmt w:val="bullet"/>
+      <w:lvlText w:val=""/>
+      <w:lvlJc w:val="left"/>
+      <w:pPr>
+        <w:tabs>
+          <w:tab w:val="num" w:pos="4320"/>
+        </w:tabs>
+        <w:ind w:left="4320" w:hanging="360"/>
+      </w:pPr>
+      <w:rPr>
+        <w:rFonts w:ascii="Wingdings" w:hAnsi="Wingdings" w:hint="default"/>
+        <w:sz w:val="20"/>
+      </w:rPr>
+    </w:lvl>
+    <w:lvl w:ilvl="6" w:tentative="1">
+      <w:start w:val="1"/>
+      <w:numFmt w:val="bullet"/>
+      <w:lvlText w:val=""/>
+      <w:lvlJc w:val="left"/>
+      <w:pPr>
+        <w:tabs>
+          <w:tab w:val="num" w:pos="5040"/>
+        </w:tabs>
+        <w:ind w:left="5040" w:hanging="360"/>
+      </w:pPr>
+      <w:rPr>
+        <w:rFonts w:ascii="Wingdings" w:hAnsi="Wingdings" w:hint="default"/>
+        <w:sz w:val="20"/>
+      </w:rPr>
+    </w:lvl>
+    <w:lvl w:ilvl="7" w:tentative="1">
+      <w:start w:val="1"/>
+      <w:numFmt w:val="bullet"/>
+      <w:lvlText w:val=""/>
+      <w:lvlJc w:val="left"/>
+      <w:pPr>
+        <w:tabs>
+          <w:tab w:val="num" w:pos="5760"/>
+        </w:tabs>
+        <w:ind w:left="5760" w:hanging="360"/>
+      </w:pPr>
+      <w:rPr>
+        <w:rFonts w:ascii="Wingdings" w:hAnsi="Wingdings" w:hint="default"/>
+        <w:sz w:val="20"/>
+      </w:rPr>
+    </w:lvl>
+    <w:lvl w:ilvl="8" w:tentative="1">
+      <w:start w:val="1"/>
+      <w:numFmt w:val="bullet"/>
+      <w:lvlText w:val=""/>
+      <w:lvlJc w:val="left"/>
+      <w:pPr>
+        <w:tabs>
+          <w:tab w:val="num" w:pos="6480"/>
+        </w:tabs>
+        <w:ind w:left="6480" w:hanging="360"/>
+      </w:pPr>
+      <w:rPr>
+        <w:rFonts w:ascii="Wingdings" w:hAnsi="Wingdings" w:hint="default"/>
+        <w:sz w:val="20"/>
+      </w:rPr>
+    </w:lvl>
+  </w:abstractNum>
+  <w:abstractNum w:abstractNumId="1" w15:restartNumberingAfterBreak="0">
     <w:nsid w:val="1AFD1761"/>
     <w:multiLevelType w:val="multilevel"/>
     <w:tmpl w:val="38127CD0"/>
@@ -2098,7 +4138,156 @@
       </w:rPr>
     </w:lvl>
   </w:abstractNum>
-  <w:abstractNum w:abstractNumId="1" w15:restartNumberingAfterBreak="0">
+  <w:abstractNum w:abstractNumId="2" w15:restartNumberingAfterBreak="0">
+    <w:nsid w:val="313B5BAC"/>
+    <w:multiLevelType w:val="multilevel"/>
+    <w:tmpl w:val="45A40646"/>
+    <w:lvl w:ilvl="0">
+      <w:start w:val="1"/>
+      <w:numFmt w:val="bullet"/>
+      <w:lvlText w:val=""/>
+      <w:lvlJc w:val="left"/>
+      <w:pPr>
+        <w:tabs>
+          <w:tab w:val="num" w:pos="720"/>
+        </w:tabs>
+        <w:ind w:left="720" w:hanging="360"/>
+      </w:pPr>
+      <w:rPr>
+        <w:rFonts w:ascii="Symbol" w:hAnsi="Symbol" w:hint="default"/>
+        <w:sz w:val="20"/>
+      </w:rPr>
+    </w:lvl>
+    <w:lvl w:ilvl="1" w:tentative="1">
+      <w:start w:val="1"/>
+      <w:numFmt w:val="bullet"/>
+      <w:lvlText w:val="o"/>
+      <w:lvlJc w:val="left"/>
+      <w:pPr>
+        <w:tabs>
+          <w:tab w:val="num" w:pos="1440"/>
+        </w:tabs>
+        <w:ind w:left="1440" w:hanging="360"/>
+      </w:pPr>
+      <w:rPr>
+        <w:rFonts w:ascii="Courier New" w:hAnsi="Courier New" w:hint="default"/>
+        <w:sz w:val="20"/>
+      </w:rPr>
+    </w:lvl>
+    <w:lvl w:ilvl="2" w:tentative="1">
+      <w:start w:val="1"/>
+      <w:numFmt w:val="bullet"/>
+      <w:lvlText w:val=""/>
+      <w:lvlJc w:val="left"/>
+      <w:pPr>
+        <w:tabs>
+          <w:tab w:val="num" w:pos="2160"/>
+        </w:tabs>
+        <w:ind w:left="2160" w:hanging="360"/>
+      </w:pPr>
+      <w:rPr>
+        <w:rFonts w:ascii="Wingdings" w:hAnsi="Wingdings" w:hint="default"/>
+        <w:sz w:val="20"/>
+      </w:rPr>
+    </w:lvl>
+    <w:lvl w:ilvl="3" w:tentative="1">
+      <w:start w:val="1"/>
+      <w:numFmt w:val="bullet"/>
+      <w:lvlText w:val=""/>
+      <w:lvlJc w:val="left"/>
+      <w:pPr>
+        <w:tabs>
+          <w:tab w:val="num" w:pos="2880"/>
+        </w:tabs>
+        <w:ind w:left="2880" w:hanging="360"/>
+      </w:pPr>
+      <w:rPr>
+        <w:rFonts w:ascii="Wingdings" w:hAnsi="Wingdings" w:hint="default"/>
+        <w:sz w:val="20"/>
+      </w:rPr>
+    </w:lvl>
+    <w:lvl w:ilvl="4" w:tentative="1">
+      <w:start w:val="1"/>
+      <w:numFmt w:val="bullet"/>
+      <w:lvlText w:val=""/>
+      <w:lvlJc w:val="left"/>
+      <w:pPr>
+        <w:tabs>
+          <w:tab w:val="num" w:pos="3600"/>
+        </w:tabs>
+        <w:ind w:left="3600" w:hanging="360"/>
+      </w:pPr>
+      <w:rPr>
+        <w:rFonts w:ascii="Wingdings" w:hAnsi="Wingdings" w:hint="default"/>
+        <w:sz w:val="20"/>
+      </w:rPr>
+    </w:lvl>
+    <w:lvl w:ilvl="5" w:tentative="1">
+      <w:start w:val="1"/>
+      <w:numFmt w:val="bullet"/>
+      <w:lvlText w:val=""/>
+      <w:lvlJc w:val="left"/>
+      <w:pPr>
+        <w:tabs>
+          <w:tab w:val="num" w:pos="4320"/>
+        </w:tabs>
+        <w:ind w:left="4320" w:hanging="360"/>
+      </w:pPr>
+      <w:rPr>
+        <w:rFonts w:ascii="Wingdings" w:hAnsi="Wingdings" w:hint="default"/>
+        <w:sz w:val="20"/>
+      </w:rPr>
+    </w:lvl>
+    <w:lvl w:ilvl="6" w:tentative="1">
+      <w:start w:val="1"/>
+      <w:numFmt w:val="bullet"/>
+      <w:lvlText w:val=""/>
+      <w:lvlJc w:val="left"/>
+      <w:pPr>
+        <w:tabs>
+          <w:tab w:val="num" w:pos="5040"/>
+        </w:tabs>
+        <w:ind w:left="5040" w:hanging="360"/>
+      </w:pPr>
+      <w:rPr>
+        <w:rFonts w:ascii="Wingdings" w:hAnsi="Wingdings" w:hint="default"/>
+        <w:sz w:val="20"/>
+      </w:rPr>
+    </w:lvl>
+    <w:lvl w:ilvl="7" w:tentative="1">
+      <w:start w:val="1"/>
+      <w:numFmt w:val="bullet"/>
+      <w:lvlText w:val=""/>
+      <w:lvlJc w:val="left"/>
+      <w:pPr>
+        <w:tabs>
+          <w:tab w:val="num" w:pos="5760"/>
+        </w:tabs>
+        <w:ind w:left="5760" w:hanging="360"/>
+      </w:pPr>
+      <w:rPr>
+        <w:rFonts w:ascii="Wingdings" w:hAnsi="Wingdings" w:hint="default"/>
+        <w:sz w:val="20"/>
+      </w:rPr>
+    </w:lvl>
+    <w:lvl w:ilvl="8" w:tentative="1">
+      <w:start w:val="1"/>
+      <w:numFmt w:val="bullet"/>
+      <w:lvlText w:val=""/>
+      <w:lvlJc w:val="left"/>
+      <w:pPr>
+        <w:tabs>
+          <w:tab w:val="num" w:pos="6480"/>
+        </w:tabs>
+        <w:ind w:left="6480" w:hanging="360"/>
+      </w:pPr>
+      <w:rPr>
+        <w:rFonts w:ascii="Wingdings" w:hAnsi="Wingdings" w:hint="default"/>
+        <w:sz w:val="20"/>
+      </w:rPr>
+    </w:lvl>
+  </w:abstractNum>
+  <w:abstractNum w:abstractNumId="3" w15:restartNumberingAfterBreak="0">
     <w:nsid w:val="348C29C4"/>
     <w:multiLevelType w:val="multilevel"/>
     <w:tmpl w:val="17E06A1E"/>
@@ -2211,7 +4400,7 @@
       </w:pPr>
     </w:lvl>
   </w:abstractNum>
-  <w:abstractNum w:abstractNumId="2" w15:restartNumberingAfterBreak="0">
+  <w:abstractNum w:abstractNumId="4" w15:restartNumberingAfterBreak="0">
     <w:nsid w:val="54EE6BC1"/>
     <w:multiLevelType w:val="multilevel"/>
     <w:tmpl w:val="24CE52F2"/>
@@ -2360,7 +4549,7 @@
       </w:rPr>
     </w:lvl>
   </w:abstractNum>
-  <w:abstractNum w:abstractNumId="3" w15:restartNumberingAfterBreak="0">
+  <w:abstractNum w:abstractNumId="5" w15:restartNumberingAfterBreak="0">
     <w:nsid w:val="606E3482"/>
     <w:multiLevelType w:val="multilevel"/>
     <w:tmpl w:val="5388DBD0"/>
@@ -2509,17 +4698,479 @@
       </w:rPr>
     </w:lvl>
   </w:abstractNum>
+  <w:abstractNum w:abstractNumId="6" w15:restartNumberingAfterBreak="0">
+    <w:nsid w:val="6221540B"/>
+    <w:multiLevelType w:val="multilevel"/>
+    <w:tmpl w:val="02C0F5A4"/>
+    <w:lvl w:ilvl="0">
+      <w:start w:val="1"/>
+      <w:numFmt w:val="bullet"/>
+      <w:lvlText w:val=""/>
+      <w:lvlJc w:val="left"/>
+      <w:pPr>
+        <w:tabs>
+          <w:tab w:val="num" w:pos="720"/>
+        </w:tabs>
+        <w:ind w:left="720" w:hanging="360"/>
+      </w:pPr>
+      <w:rPr>
+        <w:rFonts w:ascii="Symbol" w:hAnsi="Symbol" w:hint="default"/>
+        <w:sz w:val="20"/>
+      </w:rPr>
+    </w:lvl>
+    <w:lvl w:ilvl="1" w:tentative="1">
+      <w:start w:val="1"/>
+      <w:numFmt w:val="bullet"/>
+      <w:lvlText w:val="o"/>
+      <w:lvlJc w:val="left"/>
+      <w:pPr>
+        <w:tabs>
+          <w:tab w:val="num" w:pos="1440"/>
+        </w:tabs>
+        <w:ind w:left="1440" w:hanging="360"/>
+      </w:pPr>
+      <w:rPr>
+        <w:rFonts w:ascii="Courier New" w:hAnsi="Courier New" w:hint="default"/>
+        <w:sz w:val="20"/>
+      </w:rPr>
+    </w:lvl>
+    <w:lvl w:ilvl="2" w:tentative="1">
+      <w:start w:val="1"/>
+      <w:numFmt w:val="bullet"/>
+      <w:lvlText w:val=""/>
+      <w:lvlJc w:val="left"/>
+      <w:pPr>
+        <w:tabs>
+          <w:tab w:val="num" w:pos="2160"/>
+        </w:tabs>
+        <w:ind w:left="2160" w:hanging="360"/>
+      </w:pPr>
+      <w:rPr>
+        <w:rFonts w:ascii="Wingdings" w:hAnsi="Wingdings" w:hint="default"/>
+        <w:sz w:val="20"/>
+      </w:rPr>
+    </w:lvl>
+    <w:lvl w:ilvl="3" w:tentative="1">
+      <w:start w:val="1"/>
+      <w:numFmt w:val="bullet"/>
+      <w:lvlText w:val=""/>
+      <w:lvlJc w:val="left"/>
+      <w:pPr>
+        <w:tabs>
+          <w:tab w:val="num" w:pos="2880"/>
+        </w:tabs>
+        <w:ind w:left="2880" w:hanging="360"/>
+      </w:pPr>
+      <w:rPr>
+        <w:rFonts w:ascii="Wingdings" w:hAnsi="Wingdings" w:hint="default"/>
+        <w:sz w:val="20"/>
+      </w:rPr>
+    </w:lvl>
+    <w:lvl w:ilvl="4" w:tentative="1">
+      <w:start w:val="1"/>
+      <w:numFmt w:val="bullet"/>
+      <w:lvlText w:val=""/>
+      <w:lvlJc w:val="left"/>
+      <w:pPr>
+        <w:tabs>
+          <w:tab w:val="num" w:pos="3600"/>
+        </w:tabs>
+        <w:ind w:left="3600" w:hanging="360"/>
+      </w:pPr>
+      <w:rPr>
+        <w:rFonts w:ascii="Wingdings" w:hAnsi="Wingdings" w:hint="default"/>
+        <w:sz w:val="20"/>
+      </w:rPr>
+    </w:lvl>
+    <w:lvl w:ilvl="5" w:tentative="1">
+      <w:start w:val="1"/>
+      <w:numFmt w:val="bullet"/>
+      <w:lvlText w:val=""/>
+      <w:lvlJc w:val="left"/>
+      <w:pPr>
+        <w:tabs>
+          <w:tab w:val="num" w:pos="4320"/>
+        </w:tabs>
+        <w:ind w:left="4320" w:hanging="360"/>
+      </w:pPr>
+      <w:rPr>
+        <w:rFonts w:ascii="Wingdings" w:hAnsi="Wingdings" w:hint="default"/>
+        <w:sz w:val="20"/>
+      </w:rPr>
+    </w:lvl>
+    <w:lvl w:ilvl="6" w:tentative="1">
+      <w:start w:val="1"/>
+      <w:numFmt w:val="bullet"/>
+      <w:lvlText w:val=""/>
+      <w:lvlJc w:val="left"/>
+      <w:pPr>
+        <w:tabs>
+          <w:tab w:val="num" w:pos="5040"/>
+        </w:tabs>
+        <w:ind w:left="5040" w:hanging="360"/>
+      </w:pPr>
+      <w:rPr>
+        <w:rFonts w:ascii="Wingdings" w:hAnsi="Wingdings" w:hint="default"/>
+        <w:sz w:val="20"/>
+      </w:rPr>
+    </w:lvl>
+    <w:lvl w:ilvl="7" w:tentative="1">
+      <w:start w:val="1"/>
+      <w:numFmt w:val="bullet"/>
+      <w:lvlText w:val=""/>
+      <w:lvlJc w:val="left"/>
+      <w:pPr>
+        <w:tabs>
+          <w:tab w:val="num" w:pos="5760"/>
+        </w:tabs>
+        <w:ind w:left="5760" w:hanging="360"/>
+      </w:pPr>
+      <w:rPr>
+        <w:rFonts w:ascii="Wingdings" w:hAnsi="Wingdings" w:hint="default"/>
+        <w:sz w:val="20"/>
+      </w:rPr>
+    </w:lvl>
+    <w:lvl w:ilvl="8" w:tentative="1">
+      <w:start w:val="1"/>
+      <w:numFmt w:val="bullet"/>
+      <w:lvlText w:val=""/>
+      <w:lvlJc w:val="left"/>
+      <w:pPr>
+        <w:tabs>
+          <w:tab w:val="num" w:pos="6480"/>
+        </w:tabs>
+        <w:ind w:left="6480" w:hanging="360"/>
+      </w:pPr>
+      <w:rPr>
+        <w:rFonts w:ascii="Wingdings" w:hAnsi="Wingdings" w:hint="default"/>
+        <w:sz w:val="20"/>
+      </w:rPr>
+    </w:lvl>
+  </w:abstractNum>
+  <w:abstractNum w:abstractNumId="7" w15:restartNumberingAfterBreak="0">
+    <w:nsid w:val="663E265E"/>
+    <w:multiLevelType w:val="multilevel"/>
+    <w:tmpl w:val="3782F35A"/>
+    <w:lvl w:ilvl="0">
+      <w:start w:val="1"/>
+      <w:numFmt w:val="bullet"/>
+      <w:lvlText w:val=""/>
+      <w:lvlJc w:val="left"/>
+      <w:pPr>
+        <w:tabs>
+          <w:tab w:val="num" w:pos="720"/>
+        </w:tabs>
+        <w:ind w:left="720" w:hanging="360"/>
+      </w:pPr>
+      <w:rPr>
+        <w:rFonts w:ascii="Symbol" w:hAnsi="Symbol" w:hint="default"/>
+        <w:sz w:val="20"/>
+      </w:rPr>
+    </w:lvl>
+    <w:lvl w:ilvl="1" w:tentative="1">
+      <w:start w:val="1"/>
+      <w:numFmt w:val="bullet"/>
+      <w:lvlText w:val="o"/>
+      <w:lvlJc w:val="left"/>
+      <w:pPr>
+        <w:tabs>
+          <w:tab w:val="num" w:pos="1440"/>
+        </w:tabs>
+        <w:ind w:left="1440" w:hanging="360"/>
+      </w:pPr>
+      <w:rPr>
+        <w:rFonts w:ascii="Courier New" w:hAnsi="Courier New" w:hint="default"/>
+        <w:sz w:val="20"/>
+      </w:rPr>
+    </w:lvl>
+    <w:lvl w:ilvl="2" w:tentative="1">
+      <w:start w:val="1"/>
+      <w:numFmt w:val="bullet"/>
+      <w:lvlText w:val=""/>
+      <w:lvlJc w:val="left"/>
+      <w:pPr>
+        <w:tabs>
+          <w:tab w:val="num" w:pos="2160"/>
+        </w:tabs>
+        <w:ind w:left="2160" w:hanging="360"/>
+      </w:pPr>
+      <w:rPr>
+        <w:rFonts w:ascii="Wingdings" w:hAnsi="Wingdings" w:hint="default"/>
+        <w:sz w:val="20"/>
+      </w:rPr>
+    </w:lvl>
+    <w:lvl w:ilvl="3" w:tentative="1">
+      <w:start w:val="1"/>
+      <w:numFmt w:val="bullet"/>
+      <w:lvlText w:val=""/>
+      <w:lvlJc w:val="left"/>
+      <w:pPr>
+        <w:tabs>
+          <w:tab w:val="num" w:pos="2880"/>
+        </w:tabs>
+        <w:ind w:left="2880" w:hanging="360"/>
+      </w:pPr>
+      <w:rPr>
+        <w:rFonts w:ascii="Wingdings" w:hAnsi="Wingdings" w:hint="default"/>
+        <w:sz w:val="20"/>
+      </w:rPr>
+    </w:lvl>
+    <w:lvl w:ilvl="4" w:tentative="1">
+      <w:start w:val="1"/>
+      <w:numFmt w:val="bullet"/>
+      <w:lvlText w:val=""/>
+      <w:lvlJc w:val="left"/>
+      <w:pPr>
+        <w:tabs>
+          <w:tab w:val="num" w:pos="3600"/>
+        </w:tabs>
+        <w:ind w:left="3600" w:hanging="360"/>
+      </w:pPr>
+      <w:rPr>
+        <w:rFonts w:ascii="Wingdings" w:hAnsi="Wingdings" w:hint="default"/>
+        <w:sz w:val="20"/>
+      </w:rPr>
+    </w:lvl>
+    <w:lvl w:ilvl="5" w:tentative="1">
+      <w:start w:val="1"/>
+      <w:numFmt w:val="bullet"/>
+      <w:lvlText w:val=""/>
+      <w:lvlJc w:val="left"/>
+      <w:pPr>
+        <w:tabs>
+          <w:tab w:val="num" w:pos="4320"/>
+        </w:tabs>
+        <w:ind w:left="4320" w:hanging="360"/>
+      </w:pPr>
+      <w:rPr>
+        <w:rFonts w:ascii="Wingdings" w:hAnsi="Wingdings" w:hint="default"/>
+        <w:sz w:val="20"/>
+      </w:rPr>
+    </w:lvl>
+    <w:lvl w:ilvl="6" w:tentative="1">
+      <w:start w:val="1"/>
+      <w:numFmt w:val="bullet"/>
+      <w:lvlText w:val=""/>
+      <w:lvlJc w:val="left"/>
+      <w:pPr>
+        <w:tabs>
+          <w:tab w:val="num" w:pos="5040"/>
+        </w:tabs>
+        <w:ind w:left="5040" w:hanging="360"/>
+      </w:pPr>
+      <w:rPr>
+        <w:rFonts w:ascii="Wingdings" w:hAnsi="Wingdings" w:hint="default"/>
+        <w:sz w:val="20"/>
+      </w:rPr>
+    </w:lvl>
+    <w:lvl w:ilvl="7" w:tentative="1">
+      <w:start w:val="1"/>
+      <w:numFmt w:val="bullet"/>
+      <w:lvlText w:val=""/>
+      <w:lvlJc w:val="left"/>
+      <w:pPr>
+        <w:tabs>
+          <w:tab w:val="num" w:pos="5760"/>
+        </w:tabs>
+        <w:ind w:left="5760" w:hanging="360"/>
+      </w:pPr>
+      <w:rPr>
+        <w:rFonts w:ascii="Wingdings" w:hAnsi="Wingdings" w:hint="default"/>
+        <w:sz w:val="20"/>
+      </w:rPr>
+    </w:lvl>
+    <w:lvl w:ilvl="8" w:tentative="1">
+      <w:start w:val="1"/>
+      <w:numFmt w:val="bullet"/>
+      <w:lvlText w:val=""/>
+      <w:lvlJc w:val="left"/>
+      <w:pPr>
+        <w:tabs>
+          <w:tab w:val="num" w:pos="6480"/>
+        </w:tabs>
+        <w:ind w:left="6480" w:hanging="360"/>
+      </w:pPr>
+      <w:rPr>
+        <w:rFonts w:ascii="Wingdings" w:hAnsi="Wingdings" w:hint="default"/>
+        <w:sz w:val="20"/>
+      </w:rPr>
+    </w:lvl>
+  </w:abstractNum>
+  <w:abstractNum w:abstractNumId="8" w15:restartNumberingAfterBreak="0">
+    <w:nsid w:val="771361A6"/>
+    <w:multiLevelType w:val="multilevel"/>
+    <w:tmpl w:val="DB7E064C"/>
+    <w:lvl w:ilvl="0">
+      <w:start w:val="1"/>
+      <w:numFmt w:val="bullet"/>
+      <w:lvlText w:val=""/>
+      <w:lvlJc w:val="left"/>
+      <w:pPr>
+        <w:tabs>
+          <w:tab w:val="num" w:pos="720"/>
+        </w:tabs>
+        <w:ind w:left="720" w:hanging="360"/>
+      </w:pPr>
+      <w:rPr>
+        <w:rFonts w:ascii="Symbol" w:hAnsi="Symbol" w:hint="default"/>
+        <w:sz w:val="20"/>
+      </w:rPr>
+    </w:lvl>
+    <w:lvl w:ilvl="1">
+      <w:start w:val="1"/>
+      <w:numFmt w:val="bullet"/>
+      <w:lvlText w:val="o"/>
+      <w:lvlJc w:val="left"/>
+      <w:pPr>
+        <w:tabs>
+          <w:tab w:val="num" w:pos="1440"/>
+        </w:tabs>
+        <w:ind w:left="1440" w:hanging="360"/>
+      </w:pPr>
+      <w:rPr>
+        <w:rFonts w:ascii="Courier New" w:hAnsi="Courier New" w:hint="default"/>
+        <w:sz w:val="20"/>
+      </w:rPr>
+    </w:lvl>
+    <w:lvl w:ilvl="2" w:tentative="1">
+      <w:start w:val="1"/>
+      <w:numFmt w:val="bullet"/>
+      <w:lvlText w:val=""/>
+      <w:lvlJc w:val="left"/>
+      <w:pPr>
+        <w:tabs>
+          <w:tab w:val="num" w:pos="2160"/>
+        </w:tabs>
+        <w:ind w:left="2160" w:hanging="360"/>
+      </w:pPr>
+      <w:rPr>
+        <w:rFonts w:ascii="Wingdings" w:hAnsi="Wingdings" w:hint="default"/>
+        <w:sz w:val="20"/>
+      </w:rPr>
+    </w:lvl>
+    <w:lvl w:ilvl="3" w:tentative="1">
+      <w:start w:val="1"/>
+      <w:numFmt w:val="bullet"/>
+      <w:lvlText w:val=""/>
+      <w:lvlJc w:val="left"/>
+      <w:pPr>
+        <w:tabs>
+          <w:tab w:val="num" w:pos="2880"/>
+        </w:tabs>
+        <w:ind w:left="2880" w:hanging="360"/>
+      </w:pPr>
+      <w:rPr>
+        <w:rFonts w:ascii="Wingdings" w:hAnsi="Wingdings" w:hint="default"/>
+        <w:sz w:val="20"/>
+      </w:rPr>
+    </w:lvl>
+    <w:lvl w:ilvl="4" w:tentative="1">
+      <w:start w:val="1"/>
+      <w:numFmt w:val="bullet"/>
+      <w:lvlText w:val=""/>
+      <w:lvlJc w:val="left"/>
+      <w:pPr>
+        <w:tabs>
+          <w:tab w:val="num" w:pos="3600"/>
+        </w:tabs>
+        <w:ind w:left="3600" w:hanging="360"/>
+      </w:pPr>
+      <w:rPr>
+        <w:rFonts w:ascii="Wingdings" w:hAnsi="Wingdings" w:hint="default"/>
+        <w:sz w:val="20"/>
+      </w:rPr>
+    </w:lvl>
+    <w:lvl w:ilvl="5" w:tentative="1">
+      <w:start w:val="1"/>
+      <w:numFmt w:val="bullet"/>
+      <w:lvlText w:val=""/>
+      <w:lvlJc w:val="left"/>
+      <w:pPr>
+        <w:tabs>
+          <w:tab w:val="num" w:pos="4320"/>
+        </w:tabs>
+        <w:ind w:left="4320" w:hanging="360"/>
+      </w:pPr>
+      <w:rPr>
+        <w:rFonts w:ascii="Wingdings" w:hAnsi="Wingdings" w:hint="default"/>
+        <w:sz w:val="20"/>
+      </w:rPr>
+    </w:lvl>
+    <w:lvl w:ilvl="6" w:tentative="1">
+      <w:start w:val="1"/>
+      <w:numFmt w:val="bullet"/>
+      <w:lvlText w:val=""/>
+      <w:lvlJc w:val="left"/>
+      <w:pPr>
+        <w:tabs>
+          <w:tab w:val="num" w:pos="5040"/>
+        </w:tabs>
+        <w:ind w:left="5040" w:hanging="360"/>
+      </w:pPr>
+      <w:rPr>
+        <w:rFonts w:ascii="Wingdings" w:hAnsi="Wingdings" w:hint="default"/>
+        <w:sz w:val="20"/>
+      </w:rPr>
+    </w:lvl>
+    <w:lvl w:ilvl="7" w:tentative="1">
+      <w:start w:val="1"/>
+      <w:numFmt w:val="bullet"/>
+      <w:lvlText w:val=""/>
+      <w:lvlJc w:val="left"/>
+      <w:pPr>
+        <w:tabs>
+          <w:tab w:val="num" w:pos="5760"/>
+        </w:tabs>
+        <w:ind w:left="5760" w:hanging="360"/>
+      </w:pPr>
+      <w:rPr>
+        <w:rFonts w:ascii="Wingdings" w:hAnsi="Wingdings" w:hint="default"/>
+        <w:sz w:val="20"/>
+      </w:rPr>
+    </w:lvl>
+    <w:lvl w:ilvl="8" w:tentative="1">
+      <w:start w:val="1"/>
+      <w:numFmt w:val="bullet"/>
+      <w:lvlText w:val=""/>
+      <w:lvlJc w:val="left"/>
+      <w:pPr>
+        <w:tabs>
+          <w:tab w:val="num" w:pos="6480"/>
+        </w:tabs>
+        <w:ind w:left="6480" w:hanging="360"/>
+      </w:pPr>
+      <w:rPr>
+        <w:rFonts w:ascii="Wingdings" w:hAnsi="Wingdings" w:hint="default"/>
+        <w:sz w:val="20"/>
+      </w:rPr>
+    </w:lvl>
+  </w:abstractNum>
   <w:num w:numId="1">
+    <w:abstractNumId w:val="3"/>
+  </w:num>
+  <w:num w:numId="2">
+    <w:abstractNumId w:val="5"/>
+  </w:num>
+  <w:num w:numId="3">
     <w:abstractNumId w:val="1"/>
   </w:num>
-  <w:num w:numId="2">
-    <w:abstractNumId w:val="3"/>
+  <w:num w:numId="4">
+    <w:abstractNumId w:val="4"/>
   </w:num>
-  <w:num w:numId="3">
+  <w:num w:numId="5">
+    <w:abstractNumId w:val="6"/>
+  </w:num>
+  <w:num w:numId="6">
+    <w:abstractNumId w:val="8"/>
+  </w:num>
+  <w:num w:numId="7">
+    <w:abstractNumId w:val="7"/>
+  </w:num>
+  <w:num w:numId="8">
+    <w:abstractNumId w:val="2"/>
+  </w:num>
+  <w:num w:numId="9">
     <w:abstractNumId w:val="0"/>
-  </w:num>
-  <w:num w:numId="4">
-    <w:abstractNumId w:val="2"/>
   </w:num>
 </w:numbering>
 </file>
@@ -3038,6 +5689,17 @@
     <w:basedOn w:val="DefaultParagraphFont"/>
     <w:rsid w:val="006C0576"/>
   </w:style>
+  <w:style w:type="character" w:styleId="Emphasis">
+    <w:name w:val="Emphasis"/>
+    <w:basedOn w:val="DefaultParagraphFont"/>
+    <w:uiPriority w:val="20"/>
+    <w:qFormat/>
+    <w:rsid w:val="003716D7"/>
+    <w:rPr>
+      <w:i/>
+      <w:iCs/>
+    </w:rPr>
+  </w:style>
 </w:styles>
 </file>
 
